--- a/Linux OS Assignment.docx
+++ b/Linux OS Assignment.docx
@@ -130,21 +130,7 @@
           <w:sz w:val="28"/>
           <w:szCs w:val="28"/>
         </w:rPr>
-        <w:t>Example</w:t>
-      </w:r>
-      <w:r>
-        <w:rPr>
-          <w:sz w:val="28"/>
-          <w:szCs w:val="28"/>
-        </w:rPr>
-        <w:t xml:space="preserve">: </w:t>
-      </w:r>
-      <w:r>
-        <w:rPr>
-          <w:sz w:val="28"/>
-          <w:szCs w:val="28"/>
-        </w:rPr>
-        <w:t>Linux, Windows, macOS, Android, and iOS.</w:t>
+        <w:t>Example: Linux, Windows, macOS, Android, and iOS.</w:t>
       </w:r>
     </w:p>
     <w:p>
@@ -503,14 +489,7 @@
           <w:sz w:val="28"/>
           <w:szCs w:val="28"/>
         </w:rPr>
-        <w:t>id</w:t>
-      </w:r>
-      <w:r>
-        <w:rPr>
-          <w:sz w:val="28"/>
-          <w:szCs w:val="28"/>
-        </w:rPr>
-        <w:t xml:space="preserve">  and</w:t>
+        <w:t>id  and</w:t>
       </w:r>
       <w:proofErr w:type="gramEnd"/>
       <w:r>
@@ -518,21 +497,7 @@
           <w:sz w:val="28"/>
           <w:szCs w:val="28"/>
         </w:rPr>
-        <w:t xml:space="preserve"> resource usage, </w:t>
-      </w:r>
-      <w:r>
-        <w:rPr>
-          <w:sz w:val="28"/>
-          <w:szCs w:val="28"/>
-        </w:rPr>
-        <w:t xml:space="preserve">we can </w:t>
-      </w:r>
-      <w:r>
-        <w:rPr>
-          <w:sz w:val="28"/>
-          <w:szCs w:val="28"/>
-        </w:rPr>
-        <w:t xml:space="preserve">use the </w:t>
+        <w:t xml:space="preserve"> resource usage, we can use the </w:t>
       </w:r>
       <w:proofErr w:type="spellStart"/>
       <w:r>
@@ -548,14 +513,7 @@
           <w:sz w:val="28"/>
           <w:szCs w:val="28"/>
         </w:rPr>
-        <w:t xml:space="preserve"> utility:</w:t>
-      </w:r>
-      <w:r>
-        <w:rPr>
-          <w:sz w:val="28"/>
-          <w:szCs w:val="28"/>
-        </w:rPr>
-        <w:t xml:space="preserve"> </w:t>
+        <w:t xml:space="preserve"> utility: </w:t>
       </w:r>
       <w:proofErr w:type="spellStart"/>
       <w:r>
@@ -754,14 +712,7 @@
           <w:sz w:val="28"/>
           <w:szCs w:val="28"/>
         </w:rPr>
-        <w:t xml:space="preserve"> cd and ls</w:t>
-      </w:r>
-      <w:r>
-        <w:rPr>
-          <w:sz w:val="28"/>
-          <w:szCs w:val="28"/>
-        </w:rPr>
-        <w:t>.</w:t>
+        <w:t xml:space="preserve"> cd and ls.</w:t>
       </w:r>
     </w:p>
     <w:p>
@@ -781,35 +732,7 @@
           <w:sz w:val="28"/>
           <w:szCs w:val="28"/>
         </w:rPr>
-        <w:t>C</w:t>
-      </w:r>
-      <w:r>
-        <w:rPr>
-          <w:sz w:val="28"/>
-          <w:szCs w:val="28"/>
-        </w:rPr>
-        <w:t>hang</w:t>
-      </w:r>
-      <w:r>
-        <w:rPr>
-          <w:sz w:val="28"/>
-          <w:szCs w:val="28"/>
-        </w:rPr>
-        <w:t>ing</w:t>
-      </w:r>
-      <w:r>
-        <w:rPr>
-          <w:sz w:val="28"/>
-          <w:szCs w:val="28"/>
-        </w:rPr>
-        <w:t xml:space="preserve"> file permissions </w:t>
-      </w:r>
-      <w:r>
-        <w:rPr>
-          <w:sz w:val="28"/>
-          <w:szCs w:val="28"/>
-        </w:rPr>
-        <w:t xml:space="preserve">using </w:t>
+        <w:t xml:space="preserve">Changing file permissions using </w:t>
       </w:r>
       <w:proofErr w:type="spellStart"/>
       <w:r>
@@ -980,11 +903,11 @@
       <w:tblPr>
         <w:tblStyle w:val="TableGrid"/>
         <w:tblW w:w="0" w:type="auto"/>
-        <w:tblInd w:w="-365" w:type="dxa"/>
+        <w:tblInd w:w="-185" w:type="dxa"/>
         <w:tblLook w:val="04A0" w:firstRow="1" w:lastRow="0" w:firstColumn="1" w:lastColumn="0" w:noHBand="0" w:noVBand="1"/>
       </w:tblPr>
       <w:tblGrid>
-        <w:gridCol w:w="5040"/>
+        <w:gridCol w:w="4860"/>
         <w:gridCol w:w="4675"/>
       </w:tblGrid>
       <w:tr>
@@ -993,7 +916,7 @@
         </w:trPr>
         <w:tc>
           <w:tcPr>
-            <w:tcW w:w="5040" w:type="dxa"/>
+            <w:tcW w:w="4860" w:type="dxa"/>
           </w:tcPr>
           <w:p>
             <w:pPr>
@@ -1027,21 +950,7 @@
                 <w:sz w:val="28"/>
                 <w:szCs w:val="28"/>
               </w:rPr>
-              <w:t>With</w:t>
-            </w:r>
-            <w:r>
-              <w:rPr>
-                <w:sz w:val="28"/>
-                <w:szCs w:val="28"/>
-              </w:rPr>
-              <w:t>out</w:t>
-            </w:r>
-            <w:r>
-              <w:rPr>
-                <w:sz w:val="28"/>
-                <w:szCs w:val="28"/>
-              </w:rPr>
-              <w:t xml:space="preserve"> Operating System</w:t>
+              <w:t>Without Operating System</w:t>
             </w:r>
           </w:p>
         </w:tc>
@@ -1049,7 +958,7 @@
       <w:tr>
         <w:tc>
           <w:tcPr>
-            <w:tcW w:w="5040" w:type="dxa"/>
+            <w:tcW w:w="4860" w:type="dxa"/>
           </w:tcPr>
           <w:p>
             <w:pPr>
@@ -1091,7 +1000,7 @@
       <w:tr>
         <w:tc>
           <w:tcPr>
-            <w:tcW w:w="5040" w:type="dxa"/>
+            <w:tcW w:w="4860" w:type="dxa"/>
           </w:tcPr>
           <w:p>
             <w:pPr>
@@ -1133,7 +1042,7 @@
       <w:tr>
         <w:tc>
           <w:tcPr>
-            <w:tcW w:w="5040" w:type="dxa"/>
+            <w:tcW w:w="4860" w:type="dxa"/>
           </w:tcPr>
           <w:p>
             <w:pPr>
@@ -1175,7 +1084,7 @@
       <w:tr>
         <w:tc>
           <w:tcPr>
-            <w:tcW w:w="5040" w:type="dxa"/>
+            <w:tcW w:w="4860" w:type="dxa"/>
           </w:tcPr>
           <w:p>
             <w:pPr>
@@ -1217,7 +1126,7 @@
       <w:tr>
         <w:tc>
           <w:tcPr>
-            <w:tcW w:w="5040" w:type="dxa"/>
+            <w:tcW w:w="4860" w:type="dxa"/>
           </w:tcPr>
           <w:p>
             <w:pPr>
@@ -1259,7 +1168,7 @@
       <w:tr>
         <w:tc>
           <w:tcPr>
-            <w:tcW w:w="5040" w:type="dxa"/>
+            <w:tcW w:w="4860" w:type="dxa"/>
           </w:tcPr>
           <w:p>
             <w:pPr>
@@ -1308,8 +1217,2793 @@
         </w:rPr>
       </w:pPr>
     </w:p>
+    <w:p>
+      <w:pPr>
+        <w:rPr>
+          <w:sz w:val="32"/>
+          <w:szCs w:val="32"/>
+        </w:rPr>
+      </w:pPr>
+    </w:p>
+    <w:p>
+      <w:pPr>
+        <w:rPr>
+          <w:sz w:val="36"/>
+          <w:szCs w:val="36"/>
+        </w:rPr>
+      </w:pPr>
+      <w:r>
+        <w:rPr>
+          <w:sz w:val="36"/>
+          <w:szCs w:val="36"/>
+        </w:rPr>
+        <w:t>Question 2: Linux Distributions for Cyber Security Laborato</w:t>
+      </w:r>
+      <w:r>
+        <w:rPr>
+          <w:sz w:val="36"/>
+          <w:szCs w:val="36"/>
+        </w:rPr>
+        <w:t>ry</w:t>
+      </w:r>
+    </w:p>
+    <w:p>
+      <w:pPr>
+        <w:rPr>
+          <w:sz w:val="28"/>
+          <w:szCs w:val="28"/>
+        </w:rPr>
+      </w:pPr>
+      <w:r>
+        <w:rPr>
+          <w:sz w:val="28"/>
+          <w:szCs w:val="28"/>
+        </w:rPr>
+        <w:t xml:space="preserve">A cybersecurity laboratory needs different </w:t>
+      </w:r>
+      <w:r>
+        <w:rPr>
+          <w:sz w:val="28"/>
+          <w:szCs w:val="28"/>
+        </w:rPr>
+        <w:t>tools</w:t>
+      </w:r>
+      <w:r>
+        <w:rPr>
+          <w:sz w:val="28"/>
+          <w:szCs w:val="28"/>
+        </w:rPr>
+        <w:t xml:space="preserve"> for different activities. A penetration tester needs offensive-security tools, a forensic investigator needs evidence-analysis tools, a privacy researcher needs anonymity features, and a SOC analyst needs network visibility and monitoring.</w:t>
+      </w:r>
+    </w:p>
+    <w:p>
+      <w:pPr>
+        <w:rPr>
+          <w:sz w:val="28"/>
+          <w:szCs w:val="28"/>
+        </w:rPr>
+      </w:pPr>
+      <w:r>
+        <w:rPr>
+          <w:sz w:val="28"/>
+          <w:szCs w:val="28"/>
+        </w:rPr>
+        <w:t>Below are five Linux distribution suitable for various purposes:</w:t>
+      </w:r>
+    </w:p>
+    <w:p>
+      <w:pPr>
+        <w:rPr>
+          <w:sz w:val="32"/>
+          <w:szCs w:val="32"/>
+        </w:rPr>
+      </w:pPr>
+      <w:r>
+        <w:rPr>
+          <w:sz w:val="32"/>
+          <w:szCs w:val="32"/>
+        </w:rPr>
+        <w:t>1. Kali Linux</w:t>
+      </w:r>
+    </w:p>
+    <w:p>
+      <w:pPr>
+        <w:rPr>
+          <w:sz w:val="28"/>
+          <w:szCs w:val="28"/>
+        </w:rPr>
+      </w:pPr>
+      <w:r>
+        <w:rPr>
+          <w:sz w:val="28"/>
+          <w:szCs w:val="28"/>
+        </w:rPr>
+        <w:t>Kali Linux is a Debian-based Linux distribution specifically designed for penetration testing and security auditing. It includes tools for areas such as vulnerability assessment, network testing, digital forensics, reverse engineering and red-team activities.</w:t>
+      </w:r>
+    </w:p>
+    <w:p>
+      <w:pPr>
+        <w:rPr>
+          <w:sz w:val="28"/>
+          <w:szCs w:val="28"/>
+        </w:rPr>
+      </w:pPr>
+      <w:r>
+        <w:rPr>
+          <w:sz w:val="28"/>
+          <w:szCs w:val="28"/>
+        </w:rPr>
+        <w:t>Some</w:t>
+      </w:r>
+      <w:r>
+        <w:rPr>
+          <w:sz w:val="28"/>
+          <w:szCs w:val="28"/>
+        </w:rPr>
+        <w:t xml:space="preserve"> of the</w:t>
+      </w:r>
+      <w:r>
+        <w:rPr>
+          <w:sz w:val="28"/>
+          <w:szCs w:val="28"/>
+        </w:rPr>
+        <w:t xml:space="preserve"> associated tools:</w:t>
+      </w:r>
+    </w:p>
+    <w:p>
+      <w:pPr>
+        <w:pStyle w:val="ListParagraph"/>
+        <w:numPr>
+          <w:ilvl w:val="0"/>
+          <w:numId w:val="12"/>
+        </w:numPr>
+        <w:rPr>
+          <w:sz w:val="28"/>
+          <w:szCs w:val="28"/>
+        </w:rPr>
+      </w:pPr>
+      <w:r>
+        <w:rPr>
+          <w:sz w:val="28"/>
+          <w:szCs w:val="28"/>
+        </w:rPr>
+        <w:t>Nmap</w:t>
+      </w:r>
+    </w:p>
+    <w:p>
+      <w:pPr>
+        <w:pStyle w:val="ListParagraph"/>
+        <w:numPr>
+          <w:ilvl w:val="0"/>
+          <w:numId w:val="12"/>
+        </w:numPr>
+        <w:rPr>
+          <w:sz w:val="28"/>
+          <w:szCs w:val="28"/>
+        </w:rPr>
+      </w:pPr>
+      <w:r>
+        <w:rPr>
+          <w:sz w:val="28"/>
+          <w:szCs w:val="28"/>
+        </w:rPr>
+        <w:t>Wireshark</w:t>
+      </w:r>
+    </w:p>
+    <w:p>
+      <w:pPr>
+        <w:pStyle w:val="ListParagraph"/>
+        <w:numPr>
+          <w:ilvl w:val="0"/>
+          <w:numId w:val="12"/>
+        </w:numPr>
+        <w:rPr>
+          <w:sz w:val="28"/>
+          <w:szCs w:val="28"/>
+        </w:rPr>
+      </w:pPr>
+      <w:r>
+        <w:rPr>
+          <w:sz w:val="28"/>
+          <w:szCs w:val="28"/>
+        </w:rPr>
+        <w:t>Metasploit Framework</w:t>
+      </w:r>
+    </w:p>
+    <w:p>
+      <w:pPr>
+        <w:pStyle w:val="ListParagraph"/>
+        <w:numPr>
+          <w:ilvl w:val="0"/>
+          <w:numId w:val="12"/>
+        </w:numPr>
+        <w:rPr>
+          <w:sz w:val="28"/>
+          <w:szCs w:val="28"/>
+        </w:rPr>
+      </w:pPr>
+      <w:r>
+        <w:rPr>
+          <w:sz w:val="28"/>
+          <w:szCs w:val="28"/>
+        </w:rPr>
+        <w:t>Burp Suite</w:t>
+      </w:r>
+    </w:p>
+    <w:p>
+      <w:pPr>
+        <w:pStyle w:val="ListParagraph"/>
+        <w:numPr>
+          <w:ilvl w:val="0"/>
+          <w:numId w:val="12"/>
+        </w:numPr>
+        <w:rPr>
+          <w:sz w:val="28"/>
+          <w:szCs w:val="28"/>
+        </w:rPr>
+      </w:pPr>
+      <w:r>
+        <w:rPr>
+          <w:sz w:val="28"/>
+          <w:szCs w:val="28"/>
+        </w:rPr>
+        <w:t>John the Ripper</w:t>
+      </w:r>
+    </w:p>
+    <w:p>
+      <w:pPr>
+        <w:pStyle w:val="ListParagraph"/>
+        <w:numPr>
+          <w:ilvl w:val="0"/>
+          <w:numId w:val="12"/>
+        </w:numPr>
+        <w:rPr>
+          <w:sz w:val="28"/>
+          <w:szCs w:val="28"/>
+        </w:rPr>
+      </w:pPr>
+      <w:proofErr w:type="spellStart"/>
+      <w:r>
+        <w:rPr>
+          <w:sz w:val="28"/>
+          <w:szCs w:val="28"/>
+        </w:rPr>
+        <w:t>Aircrack</w:t>
+      </w:r>
+      <w:proofErr w:type="spellEnd"/>
+      <w:r>
+        <w:rPr>
+          <w:sz w:val="28"/>
+          <w:szCs w:val="28"/>
+        </w:rPr>
+        <w:t>-ng</w:t>
+      </w:r>
+    </w:p>
+    <w:p>
+      <w:pPr>
+        <w:rPr>
+          <w:sz w:val="28"/>
+          <w:szCs w:val="28"/>
+        </w:rPr>
+      </w:pPr>
+      <w:r>
+        <w:rPr>
+          <w:sz w:val="28"/>
+          <w:szCs w:val="28"/>
+        </w:rPr>
+        <w:t>Kali can also be run as a live USB, virtual machine, cloud instance, container, or WSL environment.</w:t>
+      </w:r>
+    </w:p>
+    <w:p>
+      <w:pPr>
+        <w:rPr>
+          <w:sz w:val="28"/>
+          <w:szCs w:val="28"/>
+        </w:rPr>
+      </w:pPr>
+    </w:p>
+    <w:p>
+      <w:pPr>
+        <w:rPr>
+          <w:sz w:val="28"/>
+          <w:szCs w:val="28"/>
+        </w:rPr>
+      </w:pPr>
+      <w:r>
+        <w:rPr>
+          <w:sz w:val="28"/>
+          <w:szCs w:val="28"/>
+        </w:rPr>
+        <w:t>Role:</w:t>
+      </w:r>
+      <w:r>
+        <w:rPr>
+          <w:sz w:val="28"/>
+          <w:szCs w:val="28"/>
+        </w:rPr>
+        <w:t xml:space="preserve"> Penetration Test</w:t>
+      </w:r>
+      <w:r>
+        <w:rPr>
+          <w:sz w:val="28"/>
+          <w:szCs w:val="28"/>
+        </w:rPr>
+        <w:t>ing</w:t>
+      </w:r>
+      <w:r>
+        <w:rPr>
+          <w:sz w:val="28"/>
+          <w:szCs w:val="28"/>
+        </w:rPr>
+        <w:t xml:space="preserve"> </w:t>
+      </w:r>
+      <w:r>
+        <w:rPr>
+          <w:sz w:val="28"/>
+          <w:szCs w:val="28"/>
+        </w:rPr>
+        <w:t>or</w:t>
+      </w:r>
+      <w:r>
+        <w:rPr>
+          <w:sz w:val="28"/>
+          <w:szCs w:val="28"/>
+        </w:rPr>
+        <w:t xml:space="preserve"> Ethical </w:t>
+      </w:r>
+      <w:proofErr w:type="spellStart"/>
+      <w:r>
+        <w:rPr>
+          <w:sz w:val="28"/>
+          <w:szCs w:val="28"/>
+        </w:rPr>
+        <w:t>Hacke</w:t>
+      </w:r>
+      <w:r>
+        <w:rPr>
+          <w:sz w:val="28"/>
+          <w:szCs w:val="28"/>
+        </w:rPr>
+        <w:t>ing</w:t>
+      </w:r>
+      <w:proofErr w:type="spellEnd"/>
+    </w:p>
+    <w:p>
+      <w:pPr>
+        <w:rPr>
+          <w:sz w:val="28"/>
+          <w:szCs w:val="28"/>
+        </w:rPr>
+      </w:pPr>
+      <w:r>
+        <w:rPr>
+          <w:sz w:val="28"/>
+          <w:szCs w:val="28"/>
+        </w:rPr>
+        <w:lastRenderedPageBreak/>
+        <w:t>Limitation: Kali itself recommends it for penetration testing and security work rather than as a normal everyday desktop distribution.</w:t>
+      </w:r>
+    </w:p>
+    <w:p>
+      <w:pPr>
+        <w:rPr>
+          <w:sz w:val="28"/>
+          <w:szCs w:val="28"/>
+        </w:rPr>
+      </w:pPr>
+    </w:p>
+    <w:p>
+      <w:pPr>
+        <w:rPr>
+          <w:sz w:val="32"/>
+          <w:szCs w:val="32"/>
+        </w:rPr>
+      </w:pPr>
+      <w:r>
+        <w:rPr>
+          <w:sz w:val="32"/>
+          <w:szCs w:val="32"/>
+        </w:rPr>
+        <w:t xml:space="preserve">2. </w:t>
+      </w:r>
+      <w:r>
+        <w:rPr>
+          <w:sz w:val="32"/>
+          <w:szCs w:val="32"/>
+        </w:rPr>
+        <w:t>Parrot Security</w:t>
+      </w:r>
+    </w:p>
+    <w:p>
+      <w:pPr>
+        <w:rPr>
+          <w:sz w:val="28"/>
+          <w:szCs w:val="28"/>
+        </w:rPr>
+      </w:pPr>
+      <w:r>
+        <w:rPr>
+          <w:sz w:val="28"/>
+          <w:szCs w:val="28"/>
+        </w:rPr>
+        <w:t>Parrot OS is based on Debian and is designed around security, privacy and development. Its Security Edition is intended for penetration testing, red-team operations, digital forensics, reverse engineering and security research.</w:t>
+      </w:r>
+    </w:p>
+    <w:p>
+      <w:pPr>
+        <w:rPr>
+          <w:sz w:val="28"/>
+          <w:szCs w:val="28"/>
+        </w:rPr>
+      </w:pPr>
+      <w:r>
+        <w:rPr>
+          <w:sz w:val="28"/>
+          <w:szCs w:val="28"/>
+        </w:rPr>
+        <w:t>Role:</w:t>
+      </w:r>
+      <w:r>
+        <w:rPr>
+          <w:sz w:val="28"/>
+          <w:szCs w:val="28"/>
+        </w:rPr>
+        <w:t xml:space="preserve"> Security Researcher </w:t>
+      </w:r>
+      <w:r>
+        <w:rPr>
+          <w:sz w:val="28"/>
+          <w:szCs w:val="28"/>
+        </w:rPr>
+        <w:t>or</w:t>
+      </w:r>
+      <w:r>
+        <w:rPr>
+          <w:sz w:val="28"/>
+          <w:szCs w:val="28"/>
+        </w:rPr>
+        <w:t xml:space="preserve"> </w:t>
+      </w:r>
+      <w:proofErr w:type="spellStart"/>
+      <w:r>
+        <w:rPr>
+          <w:sz w:val="28"/>
+          <w:szCs w:val="28"/>
+        </w:rPr>
+        <w:t>Pentester</w:t>
+      </w:r>
+      <w:proofErr w:type="spellEnd"/>
+      <w:r>
+        <w:rPr>
+          <w:sz w:val="28"/>
+          <w:szCs w:val="28"/>
+        </w:rPr>
+        <w:t xml:space="preserve"> </w:t>
+      </w:r>
+      <w:r>
+        <w:rPr>
+          <w:sz w:val="28"/>
+          <w:szCs w:val="28"/>
+        </w:rPr>
+        <w:t xml:space="preserve">or </w:t>
+      </w:r>
+      <w:r>
+        <w:rPr>
+          <w:sz w:val="28"/>
+          <w:szCs w:val="28"/>
+        </w:rPr>
+        <w:t>Privacy-conscious User</w:t>
+      </w:r>
+    </w:p>
+    <w:p>
+      <w:pPr>
+        <w:rPr>
+          <w:sz w:val="28"/>
+          <w:szCs w:val="28"/>
+        </w:rPr>
+      </w:pPr>
+    </w:p>
+    <w:p>
+      <w:pPr>
+        <w:rPr>
+          <w:sz w:val="32"/>
+          <w:szCs w:val="32"/>
+        </w:rPr>
+      </w:pPr>
+      <w:r>
+        <w:rPr>
+          <w:sz w:val="32"/>
+          <w:szCs w:val="32"/>
+        </w:rPr>
+        <w:t xml:space="preserve">3. </w:t>
+      </w:r>
+      <w:r>
+        <w:rPr>
+          <w:sz w:val="32"/>
+          <w:szCs w:val="32"/>
+        </w:rPr>
+        <w:t>Tails</w:t>
+      </w:r>
+    </w:p>
+    <w:p>
+      <w:pPr>
+        <w:rPr>
+          <w:sz w:val="28"/>
+          <w:szCs w:val="28"/>
+        </w:rPr>
+      </w:pPr>
+      <w:r>
+        <w:rPr>
+          <w:sz w:val="28"/>
+          <w:szCs w:val="28"/>
+        </w:rPr>
+        <w:t>Tails is designed specifically around privacy and anonymity. It is particularly useful when the goal is to minimize traces left on the computer and protect the user's identity and communications.</w:t>
+      </w:r>
+    </w:p>
+    <w:p>
+      <w:pPr>
+        <w:rPr>
+          <w:sz w:val="28"/>
+          <w:szCs w:val="28"/>
+        </w:rPr>
+      </w:pPr>
+      <w:r>
+        <w:rPr>
+          <w:sz w:val="28"/>
+          <w:szCs w:val="28"/>
+        </w:rPr>
+        <w:t>Tails is developed by the Tails project in collaboration with the Tor ecosystem and is intended to support online privacy and anonymity.</w:t>
+      </w:r>
+    </w:p>
+    <w:p>
+      <w:pPr>
+        <w:rPr>
+          <w:sz w:val="28"/>
+          <w:szCs w:val="28"/>
+        </w:rPr>
+      </w:pPr>
+      <w:r>
+        <w:rPr>
+          <w:sz w:val="28"/>
+          <w:szCs w:val="28"/>
+        </w:rPr>
+        <w:t xml:space="preserve">Unlike Kali or </w:t>
+      </w:r>
+      <w:proofErr w:type="spellStart"/>
+      <w:r>
+        <w:rPr>
+          <w:sz w:val="28"/>
+          <w:szCs w:val="28"/>
+        </w:rPr>
+        <w:t>BlackArch</w:t>
+      </w:r>
+      <w:proofErr w:type="spellEnd"/>
+      <w:r>
+        <w:rPr>
+          <w:sz w:val="28"/>
+          <w:szCs w:val="28"/>
+        </w:rPr>
+        <w:t>, whose main purpose is offensive security testing, Tails focuses primarily on protecting the user's privacy.</w:t>
+      </w:r>
+    </w:p>
+    <w:p>
+      <w:pPr>
+        <w:rPr>
+          <w:sz w:val="28"/>
+          <w:szCs w:val="28"/>
+        </w:rPr>
+      </w:pPr>
+      <w:r>
+        <w:rPr>
+          <w:sz w:val="28"/>
+          <w:szCs w:val="28"/>
+        </w:rPr>
+        <w:t>Role:</w:t>
+      </w:r>
+      <w:r>
+        <w:rPr>
+          <w:sz w:val="28"/>
+          <w:szCs w:val="28"/>
+        </w:rPr>
+        <w:t xml:space="preserve"> Privacy / Anonymity</w:t>
+      </w:r>
+    </w:p>
+    <w:p>
+      <w:pPr>
+        <w:rPr>
+          <w:sz w:val="28"/>
+          <w:szCs w:val="28"/>
+        </w:rPr>
+      </w:pPr>
+      <w:r>
+        <w:rPr>
+          <w:sz w:val="28"/>
+          <w:szCs w:val="28"/>
+        </w:rPr>
+        <w:t>U</w:t>
+      </w:r>
+      <w:r>
+        <w:rPr>
+          <w:sz w:val="28"/>
+          <w:szCs w:val="28"/>
+        </w:rPr>
+        <w:t>se cases:</w:t>
+      </w:r>
+    </w:p>
+    <w:p>
+      <w:pPr>
+        <w:pStyle w:val="ListParagraph"/>
+        <w:numPr>
+          <w:ilvl w:val="0"/>
+          <w:numId w:val="13"/>
+        </w:numPr>
+        <w:rPr>
+          <w:sz w:val="28"/>
+          <w:szCs w:val="28"/>
+        </w:rPr>
+      </w:pPr>
+      <w:r>
+        <w:rPr>
+          <w:sz w:val="28"/>
+          <w:szCs w:val="28"/>
+        </w:rPr>
+        <w:t>Privacy research</w:t>
+      </w:r>
+    </w:p>
+    <w:p>
+      <w:pPr>
+        <w:pStyle w:val="ListParagraph"/>
+        <w:numPr>
+          <w:ilvl w:val="0"/>
+          <w:numId w:val="13"/>
+        </w:numPr>
+        <w:rPr>
+          <w:sz w:val="28"/>
+          <w:szCs w:val="28"/>
+        </w:rPr>
+      </w:pPr>
+      <w:r>
+        <w:rPr>
+          <w:sz w:val="28"/>
+          <w:szCs w:val="28"/>
+        </w:rPr>
+        <w:t>Anonymous browsing</w:t>
+      </w:r>
+    </w:p>
+    <w:p>
+      <w:pPr>
+        <w:pStyle w:val="ListParagraph"/>
+        <w:numPr>
+          <w:ilvl w:val="0"/>
+          <w:numId w:val="13"/>
+        </w:numPr>
+        <w:rPr>
+          <w:sz w:val="28"/>
+          <w:szCs w:val="28"/>
+        </w:rPr>
+      </w:pPr>
+      <w:r>
+        <w:rPr>
+          <w:sz w:val="28"/>
+          <w:szCs w:val="28"/>
+        </w:rPr>
+        <w:t>Secure communication</w:t>
+      </w:r>
+    </w:p>
+    <w:p>
+      <w:pPr>
+        <w:pStyle w:val="ListParagraph"/>
+        <w:numPr>
+          <w:ilvl w:val="0"/>
+          <w:numId w:val="13"/>
+        </w:numPr>
+        <w:rPr>
+          <w:sz w:val="28"/>
+          <w:szCs w:val="28"/>
+        </w:rPr>
+      </w:pPr>
+      <w:r>
+        <w:rPr>
+          <w:sz w:val="28"/>
+          <w:szCs w:val="28"/>
+        </w:rPr>
+        <w:t>Working with sensitive information</w:t>
+      </w:r>
+    </w:p>
+    <w:p>
+      <w:pPr>
+        <w:rPr>
+          <w:sz w:val="28"/>
+          <w:szCs w:val="28"/>
+        </w:rPr>
+      </w:pPr>
+    </w:p>
+    <w:p>
+      <w:pPr>
+        <w:rPr>
+          <w:sz w:val="28"/>
+          <w:szCs w:val="28"/>
+        </w:rPr>
+      </w:pPr>
+    </w:p>
+    <w:p>
+      <w:pPr>
+        <w:rPr>
+          <w:sz w:val="28"/>
+          <w:szCs w:val="28"/>
+        </w:rPr>
+      </w:pPr>
+    </w:p>
+    <w:p>
+      <w:pPr>
+        <w:rPr>
+          <w:sz w:val="32"/>
+          <w:szCs w:val="32"/>
+        </w:rPr>
+      </w:pPr>
+      <w:r>
+        <w:rPr>
+          <w:sz w:val="32"/>
+          <w:szCs w:val="32"/>
+        </w:rPr>
+        <w:lastRenderedPageBreak/>
+        <w:t>4. Security Onion — Best for Security Monitoring</w:t>
+      </w:r>
+    </w:p>
+    <w:p>
+      <w:pPr>
+        <w:rPr>
+          <w:sz w:val="28"/>
+          <w:szCs w:val="28"/>
+        </w:rPr>
+      </w:pPr>
+      <w:r>
+        <w:rPr>
+          <w:sz w:val="28"/>
+          <w:szCs w:val="28"/>
+        </w:rPr>
+        <w:t>Security Onion is designed specifically for network security monitoring, threat hunting, intrusion detection and log management. It integrates tools such as Suricata, Zeek, Elasticsearch and other security technologies.</w:t>
+      </w:r>
+    </w:p>
+    <w:p>
+      <w:pPr>
+        <w:rPr>
+          <w:sz w:val="28"/>
+          <w:szCs w:val="28"/>
+        </w:rPr>
+      </w:pPr>
+      <w:r>
+        <w:rPr>
+          <w:sz w:val="28"/>
+          <w:szCs w:val="28"/>
+        </w:rPr>
+        <w:t>Features:</w:t>
+      </w:r>
+    </w:p>
+    <w:p>
+      <w:pPr>
+        <w:pStyle w:val="ListParagraph"/>
+        <w:numPr>
+          <w:ilvl w:val="0"/>
+          <w:numId w:val="14"/>
+        </w:numPr>
+        <w:rPr>
+          <w:sz w:val="28"/>
+          <w:szCs w:val="28"/>
+        </w:rPr>
+      </w:pPr>
+      <w:r>
+        <w:rPr>
+          <w:sz w:val="28"/>
+          <w:szCs w:val="28"/>
+        </w:rPr>
+        <w:t>Network visibility</w:t>
+      </w:r>
+    </w:p>
+    <w:p>
+      <w:pPr>
+        <w:pStyle w:val="ListParagraph"/>
+        <w:numPr>
+          <w:ilvl w:val="0"/>
+          <w:numId w:val="14"/>
+        </w:numPr>
+        <w:rPr>
+          <w:sz w:val="28"/>
+          <w:szCs w:val="28"/>
+        </w:rPr>
+      </w:pPr>
+      <w:r>
+        <w:rPr>
+          <w:sz w:val="28"/>
+          <w:szCs w:val="28"/>
+        </w:rPr>
+        <w:t>Intrusion detection</w:t>
+      </w:r>
+    </w:p>
+    <w:p>
+      <w:pPr>
+        <w:pStyle w:val="ListParagraph"/>
+        <w:numPr>
+          <w:ilvl w:val="0"/>
+          <w:numId w:val="14"/>
+        </w:numPr>
+        <w:rPr>
+          <w:sz w:val="28"/>
+          <w:szCs w:val="28"/>
+        </w:rPr>
+      </w:pPr>
+      <w:r>
+        <w:rPr>
+          <w:sz w:val="28"/>
+          <w:szCs w:val="28"/>
+        </w:rPr>
+        <w:t>Network metadata</w:t>
+      </w:r>
+    </w:p>
+    <w:p>
+      <w:pPr>
+        <w:pStyle w:val="ListParagraph"/>
+        <w:numPr>
+          <w:ilvl w:val="0"/>
+          <w:numId w:val="14"/>
+        </w:numPr>
+        <w:rPr>
+          <w:sz w:val="28"/>
+          <w:szCs w:val="28"/>
+        </w:rPr>
+      </w:pPr>
+      <w:r>
+        <w:rPr>
+          <w:sz w:val="28"/>
+          <w:szCs w:val="28"/>
+        </w:rPr>
+        <w:t>Full packet capture</w:t>
+      </w:r>
+    </w:p>
+    <w:p>
+      <w:pPr>
+        <w:pStyle w:val="ListParagraph"/>
+        <w:numPr>
+          <w:ilvl w:val="0"/>
+          <w:numId w:val="14"/>
+        </w:numPr>
+        <w:rPr>
+          <w:sz w:val="28"/>
+          <w:szCs w:val="28"/>
+        </w:rPr>
+      </w:pPr>
+      <w:r>
+        <w:rPr>
+          <w:sz w:val="28"/>
+          <w:szCs w:val="28"/>
+        </w:rPr>
+        <w:t>File analysis</w:t>
+      </w:r>
+    </w:p>
+    <w:p>
+      <w:pPr>
+        <w:pStyle w:val="ListParagraph"/>
+        <w:numPr>
+          <w:ilvl w:val="0"/>
+          <w:numId w:val="14"/>
+        </w:numPr>
+        <w:rPr>
+          <w:sz w:val="28"/>
+          <w:szCs w:val="28"/>
+        </w:rPr>
+      </w:pPr>
+      <w:r>
+        <w:rPr>
+          <w:sz w:val="28"/>
+          <w:szCs w:val="28"/>
+        </w:rPr>
+        <w:t>Host visibility</w:t>
+      </w:r>
+    </w:p>
+    <w:p>
+      <w:pPr>
+        <w:pStyle w:val="ListParagraph"/>
+        <w:numPr>
+          <w:ilvl w:val="0"/>
+          <w:numId w:val="14"/>
+        </w:numPr>
+        <w:rPr>
+          <w:sz w:val="28"/>
+          <w:szCs w:val="28"/>
+        </w:rPr>
+      </w:pPr>
+      <w:r>
+        <w:rPr>
+          <w:sz w:val="28"/>
+          <w:szCs w:val="28"/>
+        </w:rPr>
+        <w:t>Log management</w:t>
+      </w:r>
+    </w:p>
+    <w:p>
+      <w:pPr>
+        <w:pStyle w:val="ListParagraph"/>
+        <w:numPr>
+          <w:ilvl w:val="0"/>
+          <w:numId w:val="14"/>
+        </w:numPr>
+        <w:rPr>
+          <w:sz w:val="28"/>
+          <w:szCs w:val="28"/>
+        </w:rPr>
+      </w:pPr>
+      <w:r>
+        <w:rPr>
+          <w:sz w:val="28"/>
+          <w:szCs w:val="28"/>
+        </w:rPr>
+        <w:t>Security alerts and dashboards</w:t>
+      </w:r>
+    </w:p>
+    <w:p>
+      <w:pPr>
+        <w:rPr>
+          <w:sz w:val="28"/>
+          <w:szCs w:val="28"/>
+        </w:rPr>
+      </w:pPr>
+      <w:r>
+        <w:rPr>
+          <w:sz w:val="28"/>
+          <w:szCs w:val="28"/>
+        </w:rPr>
+        <w:t>Role:</w:t>
+      </w:r>
+      <w:r>
+        <w:rPr>
+          <w:sz w:val="28"/>
+          <w:szCs w:val="28"/>
+        </w:rPr>
+        <w:t xml:space="preserve"> SOC Analyst / Security Monitoring</w:t>
+      </w:r>
+    </w:p>
+    <w:p>
+      <w:pPr>
+        <w:rPr>
+          <w:sz w:val="32"/>
+          <w:szCs w:val="32"/>
+        </w:rPr>
+      </w:pPr>
+      <w:r>
+        <w:rPr>
+          <w:sz w:val="32"/>
+          <w:szCs w:val="32"/>
+        </w:rPr>
+        <w:t xml:space="preserve">5. </w:t>
+      </w:r>
+      <w:proofErr w:type="spellStart"/>
+      <w:r>
+        <w:rPr>
+          <w:sz w:val="32"/>
+          <w:szCs w:val="32"/>
+        </w:rPr>
+        <w:t>BlackArch</w:t>
+      </w:r>
+      <w:proofErr w:type="spellEnd"/>
+      <w:r>
+        <w:rPr>
+          <w:sz w:val="32"/>
+          <w:szCs w:val="32"/>
+        </w:rPr>
+        <w:t xml:space="preserve"> Linux — Best for Advanced Security Research</w:t>
+      </w:r>
+    </w:p>
+    <w:p>
+      <w:pPr>
+        <w:rPr>
+          <w:sz w:val="28"/>
+          <w:szCs w:val="28"/>
+        </w:rPr>
+      </w:pPr>
+      <w:proofErr w:type="spellStart"/>
+      <w:r>
+        <w:rPr>
+          <w:sz w:val="28"/>
+          <w:szCs w:val="28"/>
+        </w:rPr>
+        <w:t>BlackArch</w:t>
+      </w:r>
+      <w:proofErr w:type="spellEnd"/>
+      <w:r>
+        <w:rPr>
+          <w:sz w:val="28"/>
+          <w:szCs w:val="28"/>
+        </w:rPr>
+        <w:t xml:space="preserve"> Linux is an Arch Linux-based penetration-testing distribution aimed at penetration testers and security researchers. Its official repository currently contains over 2,800 tools.</w:t>
+      </w:r>
+      <w:r>
+        <w:rPr>
+          <w:sz w:val="28"/>
+          <w:szCs w:val="28"/>
+        </w:rPr>
+        <w:t xml:space="preserve"> </w:t>
+      </w:r>
+    </w:p>
+    <w:p>
+      <w:pPr>
+        <w:rPr>
+          <w:sz w:val="28"/>
+          <w:szCs w:val="28"/>
+        </w:rPr>
+      </w:pPr>
+      <w:r>
+        <w:rPr>
+          <w:sz w:val="28"/>
+          <w:szCs w:val="28"/>
+        </w:rPr>
+        <w:t>It covers a very broad range of security activities, including:</w:t>
+      </w:r>
+    </w:p>
+    <w:p>
+      <w:pPr>
+        <w:pStyle w:val="ListParagraph"/>
+        <w:numPr>
+          <w:ilvl w:val="0"/>
+          <w:numId w:val="15"/>
+        </w:numPr>
+        <w:rPr>
+          <w:sz w:val="28"/>
+          <w:szCs w:val="28"/>
+        </w:rPr>
+      </w:pPr>
+      <w:r>
+        <w:rPr>
+          <w:sz w:val="28"/>
+          <w:szCs w:val="28"/>
+        </w:rPr>
+        <w:t>Penetration testing</w:t>
+      </w:r>
+    </w:p>
+    <w:p>
+      <w:pPr>
+        <w:pStyle w:val="ListParagraph"/>
+        <w:numPr>
+          <w:ilvl w:val="0"/>
+          <w:numId w:val="15"/>
+        </w:numPr>
+        <w:rPr>
+          <w:sz w:val="28"/>
+          <w:szCs w:val="28"/>
+        </w:rPr>
+      </w:pPr>
+      <w:r>
+        <w:rPr>
+          <w:sz w:val="28"/>
+          <w:szCs w:val="28"/>
+        </w:rPr>
+        <w:t>Vulnerability research</w:t>
+      </w:r>
+    </w:p>
+    <w:p>
+      <w:pPr>
+        <w:pStyle w:val="ListParagraph"/>
+        <w:numPr>
+          <w:ilvl w:val="0"/>
+          <w:numId w:val="15"/>
+        </w:numPr>
+        <w:rPr>
+          <w:sz w:val="28"/>
+          <w:szCs w:val="28"/>
+        </w:rPr>
+      </w:pPr>
+      <w:r>
+        <w:rPr>
+          <w:sz w:val="28"/>
+          <w:szCs w:val="28"/>
+        </w:rPr>
+        <w:t>Reverse engineering</w:t>
+      </w:r>
+    </w:p>
+    <w:p>
+      <w:pPr>
+        <w:pStyle w:val="ListParagraph"/>
+        <w:numPr>
+          <w:ilvl w:val="0"/>
+          <w:numId w:val="15"/>
+        </w:numPr>
+        <w:rPr>
+          <w:sz w:val="28"/>
+          <w:szCs w:val="28"/>
+        </w:rPr>
+      </w:pPr>
+      <w:r>
+        <w:rPr>
+          <w:sz w:val="28"/>
+          <w:szCs w:val="28"/>
+        </w:rPr>
+        <w:t>Binary analysis</w:t>
+      </w:r>
+    </w:p>
+    <w:p>
+      <w:pPr>
+        <w:pStyle w:val="ListParagraph"/>
+        <w:numPr>
+          <w:ilvl w:val="0"/>
+          <w:numId w:val="15"/>
+        </w:numPr>
+        <w:rPr>
+          <w:sz w:val="28"/>
+          <w:szCs w:val="28"/>
+        </w:rPr>
+      </w:pPr>
+      <w:r>
+        <w:rPr>
+          <w:sz w:val="28"/>
+          <w:szCs w:val="28"/>
+        </w:rPr>
+        <w:t>Digital forensics</w:t>
+      </w:r>
+    </w:p>
+    <w:p>
+      <w:pPr>
+        <w:pStyle w:val="ListParagraph"/>
+        <w:numPr>
+          <w:ilvl w:val="0"/>
+          <w:numId w:val="15"/>
+        </w:numPr>
+        <w:rPr>
+          <w:sz w:val="28"/>
+          <w:szCs w:val="28"/>
+        </w:rPr>
+      </w:pPr>
+      <w:r>
+        <w:rPr>
+          <w:sz w:val="28"/>
+          <w:szCs w:val="28"/>
+        </w:rPr>
+        <w:t>Network security</w:t>
+      </w:r>
+    </w:p>
+    <w:p>
+      <w:pPr>
+        <w:rPr>
+          <w:sz w:val="28"/>
+          <w:szCs w:val="28"/>
+        </w:rPr>
+      </w:pPr>
+      <w:r>
+        <w:rPr>
+          <w:sz w:val="28"/>
+          <w:szCs w:val="28"/>
+        </w:rPr>
+        <w:t xml:space="preserve">Role: </w:t>
+      </w:r>
+      <w:r>
+        <w:rPr>
+          <w:sz w:val="28"/>
+          <w:szCs w:val="28"/>
+        </w:rPr>
+        <w:t xml:space="preserve">Advanced </w:t>
+      </w:r>
+      <w:proofErr w:type="spellStart"/>
+      <w:r>
+        <w:rPr>
+          <w:sz w:val="28"/>
+          <w:szCs w:val="28"/>
+        </w:rPr>
+        <w:t>Pentester</w:t>
+      </w:r>
+      <w:proofErr w:type="spellEnd"/>
+      <w:r>
+        <w:rPr>
+          <w:sz w:val="28"/>
+          <w:szCs w:val="28"/>
+        </w:rPr>
+        <w:t xml:space="preserve"> / Security Researcher</w:t>
+      </w:r>
+    </w:p>
+    <w:p>
+      <w:pPr>
+        <w:rPr>
+          <w:sz w:val="28"/>
+          <w:szCs w:val="28"/>
+        </w:rPr>
+      </w:pPr>
+      <w:r>
+        <w:rPr>
+          <w:sz w:val="28"/>
+          <w:szCs w:val="28"/>
+        </w:rPr>
+        <w:t xml:space="preserve">Limitation: </w:t>
+      </w:r>
+      <w:proofErr w:type="spellStart"/>
+      <w:r>
+        <w:rPr>
+          <w:sz w:val="28"/>
+          <w:szCs w:val="28"/>
+        </w:rPr>
+        <w:t>BlackArch</w:t>
+      </w:r>
+      <w:proofErr w:type="spellEnd"/>
+      <w:r>
+        <w:rPr>
+          <w:sz w:val="28"/>
+          <w:szCs w:val="28"/>
+        </w:rPr>
+        <w:t xml:space="preserve"> itself warns that users unfamiliar with Arch Linux or Linux generally may find it difficult because of the learning curve.</w:t>
+      </w:r>
+    </w:p>
+    <w:tbl>
+      <w:tblPr>
+        <w:tblStyle w:val="TableGrid"/>
+        <w:tblW w:w="0" w:type="auto"/>
+        <w:tblInd w:w="-275" w:type="dxa"/>
+        <w:tblLook w:val="04A0" w:firstRow="1" w:lastRow="0" w:firstColumn="1" w:lastColumn="0" w:noHBand="0" w:noVBand="1"/>
+      </w:tblPr>
+      <w:tblGrid>
+        <w:gridCol w:w="1833"/>
+        <w:gridCol w:w="1558"/>
+        <w:gridCol w:w="1558"/>
+        <w:gridCol w:w="1558"/>
+        <w:gridCol w:w="1559"/>
+        <w:gridCol w:w="1559"/>
+      </w:tblGrid>
+      <w:tr>
+        <w:tc>
+          <w:tcPr>
+            <w:tcW w:w="1833" w:type="dxa"/>
+          </w:tcPr>
+          <w:p>
+            <w:pPr>
+              <w:rPr>
+                <w:b/>
+                <w:bCs/>
+                <w:sz w:val="28"/>
+                <w:szCs w:val="28"/>
+              </w:rPr>
+            </w:pPr>
+            <w:r>
+              <w:rPr>
+                <w:b/>
+                <w:bCs/>
+                <w:sz w:val="28"/>
+                <w:szCs w:val="28"/>
+              </w:rPr>
+              <w:lastRenderedPageBreak/>
+              <w:t>Feature</w:t>
+            </w:r>
+          </w:p>
+        </w:tc>
+        <w:tc>
+          <w:tcPr>
+            <w:tcW w:w="1558" w:type="dxa"/>
+          </w:tcPr>
+          <w:p>
+            <w:pPr>
+              <w:rPr>
+                <w:b/>
+                <w:bCs/>
+                <w:sz w:val="28"/>
+                <w:szCs w:val="28"/>
+              </w:rPr>
+            </w:pPr>
+            <w:r>
+              <w:rPr>
+                <w:b/>
+                <w:bCs/>
+                <w:sz w:val="28"/>
+                <w:szCs w:val="28"/>
+              </w:rPr>
+              <w:t>Kali Linux</w:t>
+            </w:r>
+          </w:p>
+        </w:tc>
+        <w:tc>
+          <w:tcPr>
+            <w:tcW w:w="1558" w:type="dxa"/>
+          </w:tcPr>
+          <w:p>
+            <w:pPr>
+              <w:rPr>
+                <w:b/>
+                <w:bCs/>
+                <w:sz w:val="28"/>
+                <w:szCs w:val="28"/>
+              </w:rPr>
+            </w:pPr>
+            <w:r>
+              <w:rPr>
+                <w:b/>
+                <w:bCs/>
+                <w:sz w:val="28"/>
+                <w:szCs w:val="28"/>
+              </w:rPr>
+              <w:t>Parrot Security OS</w:t>
+            </w:r>
+          </w:p>
+        </w:tc>
+        <w:tc>
+          <w:tcPr>
+            <w:tcW w:w="1558" w:type="dxa"/>
+          </w:tcPr>
+          <w:p>
+            <w:pPr>
+              <w:rPr>
+                <w:b/>
+                <w:bCs/>
+                <w:sz w:val="28"/>
+                <w:szCs w:val="28"/>
+              </w:rPr>
+            </w:pPr>
+            <w:r>
+              <w:rPr>
+                <w:b/>
+                <w:bCs/>
+                <w:sz w:val="28"/>
+                <w:szCs w:val="28"/>
+              </w:rPr>
+              <w:t>Tails</w:t>
+            </w:r>
+          </w:p>
+        </w:tc>
+        <w:tc>
+          <w:tcPr>
+            <w:tcW w:w="1559" w:type="dxa"/>
+          </w:tcPr>
+          <w:p>
+            <w:pPr>
+              <w:rPr>
+                <w:b/>
+                <w:bCs/>
+                <w:sz w:val="28"/>
+                <w:szCs w:val="28"/>
+              </w:rPr>
+            </w:pPr>
+            <w:r>
+              <w:rPr>
+                <w:b/>
+                <w:bCs/>
+                <w:sz w:val="28"/>
+                <w:szCs w:val="28"/>
+              </w:rPr>
+              <w:t>Security Onion</w:t>
+            </w:r>
+          </w:p>
+        </w:tc>
+        <w:tc>
+          <w:tcPr>
+            <w:tcW w:w="1559" w:type="dxa"/>
+          </w:tcPr>
+          <w:p>
+            <w:pPr>
+              <w:rPr>
+                <w:b/>
+                <w:bCs/>
+                <w:sz w:val="28"/>
+                <w:szCs w:val="28"/>
+              </w:rPr>
+            </w:pPr>
+            <w:proofErr w:type="spellStart"/>
+            <w:r>
+              <w:rPr>
+                <w:b/>
+                <w:bCs/>
+                <w:sz w:val="28"/>
+                <w:szCs w:val="28"/>
+              </w:rPr>
+              <w:t>BlackArch</w:t>
+            </w:r>
+            <w:proofErr w:type="spellEnd"/>
+            <w:r>
+              <w:rPr>
+                <w:b/>
+                <w:bCs/>
+                <w:sz w:val="28"/>
+                <w:szCs w:val="28"/>
+              </w:rPr>
+              <w:t xml:space="preserve"> Linux</w:t>
+            </w:r>
+          </w:p>
+        </w:tc>
+      </w:tr>
+      <w:tr>
+        <w:tc>
+          <w:tcPr>
+            <w:tcW w:w="1833" w:type="dxa"/>
+          </w:tcPr>
+          <w:p>
+            <w:pPr>
+              <w:rPr>
+                <w:sz w:val="28"/>
+                <w:szCs w:val="28"/>
+              </w:rPr>
+            </w:pPr>
+            <w:r>
+              <w:rPr>
+                <w:sz w:val="28"/>
+                <w:szCs w:val="28"/>
+              </w:rPr>
+              <w:t>Base</w:t>
+            </w:r>
+            <w:r>
+              <w:rPr>
+                <w:sz w:val="28"/>
+                <w:szCs w:val="28"/>
+              </w:rPr>
+              <w:t xml:space="preserve"> OS</w:t>
+            </w:r>
+          </w:p>
+        </w:tc>
+        <w:tc>
+          <w:tcPr>
+            <w:tcW w:w="1558" w:type="dxa"/>
+          </w:tcPr>
+          <w:p>
+            <w:pPr>
+              <w:rPr>
+                <w:sz w:val="28"/>
+                <w:szCs w:val="28"/>
+              </w:rPr>
+            </w:pPr>
+            <w:r>
+              <w:rPr>
+                <w:sz w:val="28"/>
+                <w:szCs w:val="28"/>
+              </w:rPr>
+              <w:t>Debian</w:t>
+            </w:r>
+          </w:p>
+        </w:tc>
+        <w:tc>
+          <w:tcPr>
+            <w:tcW w:w="1558" w:type="dxa"/>
+          </w:tcPr>
+          <w:p>
+            <w:pPr>
+              <w:rPr>
+                <w:sz w:val="28"/>
+                <w:szCs w:val="28"/>
+              </w:rPr>
+            </w:pPr>
+            <w:r>
+              <w:rPr>
+                <w:sz w:val="28"/>
+                <w:szCs w:val="28"/>
+              </w:rPr>
+              <w:t>Debian</w:t>
+            </w:r>
+          </w:p>
+        </w:tc>
+        <w:tc>
+          <w:tcPr>
+            <w:tcW w:w="1558" w:type="dxa"/>
+          </w:tcPr>
+          <w:p>
+            <w:pPr>
+              <w:rPr>
+                <w:sz w:val="28"/>
+                <w:szCs w:val="28"/>
+              </w:rPr>
+            </w:pPr>
+            <w:r>
+              <w:rPr>
+                <w:sz w:val="28"/>
+                <w:szCs w:val="28"/>
+              </w:rPr>
+              <w:t>Debian</w:t>
+            </w:r>
+          </w:p>
+        </w:tc>
+        <w:tc>
+          <w:tcPr>
+            <w:tcW w:w="1559" w:type="dxa"/>
+          </w:tcPr>
+          <w:p>
+            <w:pPr>
+              <w:rPr>
+                <w:sz w:val="28"/>
+                <w:szCs w:val="28"/>
+              </w:rPr>
+            </w:pPr>
+            <w:r>
+              <w:rPr>
+                <w:sz w:val="28"/>
+                <w:szCs w:val="28"/>
+              </w:rPr>
+              <w:t>Linux based</w:t>
+            </w:r>
+          </w:p>
+        </w:tc>
+        <w:tc>
+          <w:tcPr>
+            <w:tcW w:w="1559" w:type="dxa"/>
+          </w:tcPr>
+          <w:p>
+            <w:pPr>
+              <w:rPr>
+                <w:sz w:val="28"/>
+                <w:szCs w:val="28"/>
+              </w:rPr>
+            </w:pPr>
+            <w:r>
+              <w:rPr>
+                <w:sz w:val="28"/>
+                <w:szCs w:val="28"/>
+              </w:rPr>
+              <w:t>Arch based</w:t>
+            </w:r>
+          </w:p>
+        </w:tc>
+      </w:tr>
+      <w:tr>
+        <w:tc>
+          <w:tcPr>
+            <w:tcW w:w="1833" w:type="dxa"/>
+          </w:tcPr>
+          <w:p>
+            <w:pPr>
+              <w:rPr>
+                <w:sz w:val="28"/>
+                <w:szCs w:val="28"/>
+              </w:rPr>
+            </w:pPr>
+            <w:r>
+              <w:rPr>
+                <w:sz w:val="28"/>
+                <w:szCs w:val="28"/>
+              </w:rPr>
+              <w:t>Best for</w:t>
+            </w:r>
+          </w:p>
+        </w:tc>
+        <w:tc>
+          <w:tcPr>
+            <w:tcW w:w="1558" w:type="dxa"/>
+          </w:tcPr>
+          <w:p>
+            <w:pPr>
+              <w:rPr>
+                <w:sz w:val="28"/>
+                <w:szCs w:val="28"/>
+              </w:rPr>
+            </w:pPr>
+            <w:r>
+              <w:rPr>
+                <w:sz w:val="28"/>
+                <w:szCs w:val="28"/>
+              </w:rPr>
+              <w:t xml:space="preserve">Ethical hackers / </w:t>
+            </w:r>
+            <w:proofErr w:type="spellStart"/>
+            <w:r>
+              <w:rPr>
+                <w:sz w:val="28"/>
+                <w:szCs w:val="28"/>
+              </w:rPr>
+              <w:t>Pentesters</w:t>
+            </w:r>
+            <w:proofErr w:type="spellEnd"/>
+            <w:r>
+              <w:rPr>
+                <w:sz w:val="28"/>
+                <w:szCs w:val="28"/>
+              </w:rPr>
+              <w:t xml:space="preserve"> </w:t>
+            </w:r>
+          </w:p>
+        </w:tc>
+        <w:tc>
+          <w:tcPr>
+            <w:tcW w:w="1558" w:type="dxa"/>
+          </w:tcPr>
+          <w:p>
+            <w:pPr>
+              <w:rPr>
+                <w:sz w:val="28"/>
+                <w:szCs w:val="28"/>
+              </w:rPr>
+            </w:pPr>
+            <w:proofErr w:type="spellStart"/>
+            <w:r>
+              <w:rPr>
+                <w:sz w:val="28"/>
+                <w:szCs w:val="28"/>
+              </w:rPr>
+              <w:t>Pentesters</w:t>
+            </w:r>
+            <w:proofErr w:type="spellEnd"/>
+            <w:r>
+              <w:rPr>
+                <w:sz w:val="28"/>
+                <w:szCs w:val="28"/>
+              </w:rPr>
+              <w:t xml:space="preserve"> &amp; security researchers</w:t>
+            </w:r>
+          </w:p>
+        </w:tc>
+        <w:tc>
+          <w:tcPr>
+            <w:tcW w:w="1558" w:type="dxa"/>
+          </w:tcPr>
+          <w:p>
+            <w:pPr>
+              <w:rPr>
+                <w:sz w:val="28"/>
+                <w:szCs w:val="28"/>
+              </w:rPr>
+            </w:pPr>
+            <w:r>
+              <w:rPr>
+                <w:sz w:val="28"/>
+                <w:szCs w:val="28"/>
+              </w:rPr>
+              <w:t>Privacy-focused users</w:t>
+            </w:r>
+          </w:p>
+        </w:tc>
+        <w:tc>
+          <w:tcPr>
+            <w:tcW w:w="1559" w:type="dxa"/>
+          </w:tcPr>
+          <w:p>
+            <w:pPr>
+              <w:rPr>
+                <w:sz w:val="28"/>
+                <w:szCs w:val="28"/>
+              </w:rPr>
+            </w:pPr>
+            <w:r>
+              <w:rPr>
+                <w:sz w:val="28"/>
+                <w:szCs w:val="28"/>
+              </w:rPr>
+              <w:t xml:space="preserve">SOC analysts / Blue Team             </w:t>
+            </w:r>
+          </w:p>
+        </w:tc>
+        <w:tc>
+          <w:tcPr>
+            <w:tcW w:w="1559" w:type="dxa"/>
+          </w:tcPr>
+          <w:p>
+            <w:pPr>
+              <w:rPr>
+                <w:sz w:val="28"/>
+                <w:szCs w:val="28"/>
+              </w:rPr>
+            </w:pPr>
+            <w:r>
+              <w:rPr>
+                <w:sz w:val="28"/>
+                <w:szCs w:val="28"/>
+              </w:rPr>
+              <w:t xml:space="preserve">Advanced security researchers  </w:t>
+            </w:r>
+          </w:p>
+        </w:tc>
+      </w:tr>
+      <w:tr>
+        <w:tc>
+          <w:tcPr>
+            <w:tcW w:w="1833" w:type="dxa"/>
+          </w:tcPr>
+          <w:p>
+            <w:pPr>
+              <w:rPr>
+                <w:sz w:val="28"/>
+                <w:szCs w:val="28"/>
+              </w:rPr>
+            </w:pPr>
+            <w:r>
+              <w:rPr>
+                <w:sz w:val="28"/>
+                <w:szCs w:val="28"/>
+              </w:rPr>
+              <w:t>Primary Focus</w:t>
+            </w:r>
+          </w:p>
+        </w:tc>
+        <w:tc>
+          <w:tcPr>
+            <w:tcW w:w="1558" w:type="dxa"/>
+          </w:tcPr>
+          <w:p>
+            <w:pPr>
+              <w:rPr>
+                <w:sz w:val="28"/>
+                <w:szCs w:val="28"/>
+              </w:rPr>
+            </w:pPr>
+            <w:r>
+              <w:rPr>
+                <w:sz w:val="28"/>
+                <w:szCs w:val="28"/>
+              </w:rPr>
+              <w:t xml:space="preserve">Penetration testing          </w:t>
+            </w:r>
+          </w:p>
+        </w:tc>
+        <w:tc>
+          <w:tcPr>
+            <w:tcW w:w="1558" w:type="dxa"/>
+          </w:tcPr>
+          <w:p>
+            <w:pPr>
+              <w:rPr>
+                <w:sz w:val="28"/>
+                <w:szCs w:val="28"/>
+              </w:rPr>
+            </w:pPr>
+            <w:r>
+              <w:rPr>
+                <w:sz w:val="28"/>
+                <w:szCs w:val="28"/>
+              </w:rPr>
+              <w:t xml:space="preserve">Security, privacy &amp; </w:t>
+            </w:r>
+            <w:proofErr w:type="spellStart"/>
+            <w:r>
+              <w:rPr>
+                <w:sz w:val="28"/>
+                <w:szCs w:val="28"/>
+              </w:rPr>
+              <w:t>pentesting</w:t>
+            </w:r>
+            <w:proofErr w:type="spellEnd"/>
+          </w:p>
+        </w:tc>
+        <w:tc>
+          <w:tcPr>
+            <w:tcW w:w="1558" w:type="dxa"/>
+          </w:tcPr>
+          <w:p>
+            <w:pPr>
+              <w:rPr>
+                <w:sz w:val="28"/>
+                <w:szCs w:val="28"/>
+              </w:rPr>
+            </w:pPr>
+            <w:r>
+              <w:rPr>
+                <w:sz w:val="28"/>
+                <w:szCs w:val="28"/>
+              </w:rPr>
+              <w:t>Privacy &amp; anonymity</w:t>
+            </w:r>
+          </w:p>
+        </w:tc>
+        <w:tc>
+          <w:tcPr>
+            <w:tcW w:w="1559" w:type="dxa"/>
+          </w:tcPr>
+          <w:p>
+            <w:pPr>
+              <w:rPr>
+                <w:sz w:val="28"/>
+                <w:szCs w:val="28"/>
+              </w:rPr>
+            </w:pPr>
+            <w:r>
+              <w:rPr>
+                <w:sz w:val="28"/>
+                <w:szCs w:val="28"/>
+              </w:rPr>
+              <w:t>Security monitoring &amp; threat hunting</w:t>
+            </w:r>
+          </w:p>
+        </w:tc>
+        <w:tc>
+          <w:tcPr>
+            <w:tcW w:w="1559" w:type="dxa"/>
+          </w:tcPr>
+          <w:p>
+            <w:pPr>
+              <w:rPr>
+                <w:sz w:val="28"/>
+                <w:szCs w:val="28"/>
+              </w:rPr>
+            </w:pPr>
+            <w:proofErr w:type="spellStart"/>
+            <w:r>
+              <w:rPr>
+                <w:sz w:val="28"/>
+                <w:szCs w:val="28"/>
+              </w:rPr>
+              <w:t>Pentesting</w:t>
+            </w:r>
+            <w:proofErr w:type="spellEnd"/>
+            <w:r>
+              <w:rPr>
+                <w:sz w:val="28"/>
+                <w:szCs w:val="28"/>
+              </w:rPr>
+              <w:t xml:space="preserve"> &amp; security</w:t>
+            </w:r>
+          </w:p>
+        </w:tc>
+      </w:tr>
+      <w:tr>
+        <w:tc>
+          <w:tcPr>
+            <w:tcW w:w="1833" w:type="dxa"/>
+          </w:tcPr>
+          <w:p>
+            <w:pPr>
+              <w:rPr>
+                <w:sz w:val="28"/>
+                <w:szCs w:val="28"/>
+              </w:rPr>
+            </w:pPr>
+            <w:r>
+              <w:rPr>
+                <w:sz w:val="28"/>
+                <w:szCs w:val="28"/>
+              </w:rPr>
+              <w:t>Digital Forensics</w:t>
+            </w:r>
+          </w:p>
+        </w:tc>
+        <w:tc>
+          <w:tcPr>
+            <w:tcW w:w="1558" w:type="dxa"/>
+          </w:tcPr>
+          <w:p>
+            <w:pPr>
+              <w:rPr>
+                <w:sz w:val="28"/>
+                <w:szCs w:val="28"/>
+              </w:rPr>
+            </w:pPr>
+            <w:r>
+              <w:rPr>
+                <w:sz w:val="28"/>
+                <w:szCs w:val="28"/>
+              </w:rPr>
+              <w:t>Strong</w:t>
+            </w:r>
+          </w:p>
+        </w:tc>
+        <w:tc>
+          <w:tcPr>
+            <w:tcW w:w="1558" w:type="dxa"/>
+          </w:tcPr>
+          <w:p>
+            <w:pPr>
+              <w:rPr>
+                <w:sz w:val="28"/>
+                <w:szCs w:val="28"/>
+              </w:rPr>
+            </w:pPr>
+            <w:r>
+              <w:rPr>
+                <w:sz w:val="28"/>
+                <w:szCs w:val="28"/>
+              </w:rPr>
+              <w:t>Strong</w:t>
+            </w:r>
+          </w:p>
+        </w:tc>
+        <w:tc>
+          <w:tcPr>
+            <w:tcW w:w="1558" w:type="dxa"/>
+          </w:tcPr>
+          <w:p>
+            <w:pPr>
+              <w:rPr>
+                <w:sz w:val="28"/>
+                <w:szCs w:val="28"/>
+              </w:rPr>
+            </w:pPr>
+            <w:r>
+              <w:rPr>
+                <w:sz w:val="28"/>
+                <w:szCs w:val="28"/>
+              </w:rPr>
+              <w:t>Limited</w:t>
+            </w:r>
+          </w:p>
+        </w:tc>
+        <w:tc>
+          <w:tcPr>
+            <w:tcW w:w="1559" w:type="dxa"/>
+          </w:tcPr>
+          <w:p>
+            <w:pPr>
+              <w:rPr>
+                <w:sz w:val="28"/>
+                <w:szCs w:val="28"/>
+              </w:rPr>
+            </w:pPr>
+            <w:r>
+              <w:rPr>
+                <w:sz w:val="28"/>
+                <w:szCs w:val="28"/>
+              </w:rPr>
+              <w:t>Moderate</w:t>
+            </w:r>
+          </w:p>
+        </w:tc>
+        <w:tc>
+          <w:tcPr>
+            <w:tcW w:w="1559" w:type="dxa"/>
+          </w:tcPr>
+          <w:p>
+            <w:pPr>
+              <w:rPr>
+                <w:sz w:val="28"/>
+                <w:szCs w:val="28"/>
+              </w:rPr>
+            </w:pPr>
+            <w:r>
+              <w:rPr>
+                <w:sz w:val="28"/>
+                <w:szCs w:val="28"/>
+              </w:rPr>
+              <w:t>Strong</w:t>
+            </w:r>
+          </w:p>
+        </w:tc>
+      </w:tr>
+      <w:tr>
+        <w:tc>
+          <w:tcPr>
+            <w:tcW w:w="1833" w:type="dxa"/>
+          </w:tcPr>
+          <w:p>
+            <w:pPr>
+              <w:rPr>
+                <w:sz w:val="28"/>
+                <w:szCs w:val="28"/>
+              </w:rPr>
+            </w:pPr>
+            <w:r>
+              <w:rPr>
+                <w:sz w:val="28"/>
+                <w:szCs w:val="28"/>
+              </w:rPr>
+              <w:t>Privacy</w:t>
+            </w:r>
+          </w:p>
+        </w:tc>
+        <w:tc>
+          <w:tcPr>
+            <w:tcW w:w="1558" w:type="dxa"/>
+          </w:tcPr>
+          <w:p>
+            <w:pPr>
+              <w:rPr>
+                <w:sz w:val="28"/>
+                <w:szCs w:val="28"/>
+              </w:rPr>
+            </w:pPr>
+            <w:r>
+              <w:rPr>
+                <w:sz w:val="28"/>
+                <w:szCs w:val="28"/>
+              </w:rPr>
+              <w:t>Moderate</w:t>
+            </w:r>
+          </w:p>
+        </w:tc>
+        <w:tc>
+          <w:tcPr>
+            <w:tcW w:w="1558" w:type="dxa"/>
+          </w:tcPr>
+          <w:p>
+            <w:pPr>
+              <w:rPr>
+                <w:sz w:val="28"/>
+                <w:szCs w:val="28"/>
+              </w:rPr>
+            </w:pPr>
+            <w:r>
+              <w:rPr>
+                <w:sz w:val="28"/>
+                <w:szCs w:val="28"/>
+              </w:rPr>
+              <w:t>Strong</w:t>
+            </w:r>
+          </w:p>
+        </w:tc>
+        <w:tc>
+          <w:tcPr>
+            <w:tcW w:w="1558" w:type="dxa"/>
+          </w:tcPr>
+          <w:p>
+            <w:pPr>
+              <w:rPr>
+                <w:sz w:val="28"/>
+                <w:szCs w:val="28"/>
+              </w:rPr>
+            </w:pPr>
+            <w:r>
+              <w:rPr>
+                <w:sz w:val="28"/>
+                <w:szCs w:val="28"/>
+              </w:rPr>
+              <w:t>Excellent</w:t>
+            </w:r>
+          </w:p>
+        </w:tc>
+        <w:tc>
+          <w:tcPr>
+            <w:tcW w:w="1559" w:type="dxa"/>
+          </w:tcPr>
+          <w:p>
+            <w:pPr>
+              <w:rPr>
+                <w:sz w:val="28"/>
+                <w:szCs w:val="28"/>
+              </w:rPr>
+            </w:pPr>
+            <w:r>
+              <w:rPr>
+                <w:sz w:val="28"/>
+                <w:szCs w:val="28"/>
+              </w:rPr>
+              <w:t>Limited</w:t>
+            </w:r>
+          </w:p>
+        </w:tc>
+        <w:tc>
+          <w:tcPr>
+            <w:tcW w:w="1559" w:type="dxa"/>
+          </w:tcPr>
+          <w:p>
+            <w:pPr>
+              <w:rPr>
+                <w:sz w:val="28"/>
+                <w:szCs w:val="28"/>
+              </w:rPr>
+            </w:pPr>
+            <w:r>
+              <w:rPr>
+                <w:sz w:val="28"/>
+                <w:szCs w:val="28"/>
+              </w:rPr>
+              <w:t>Moderate</w:t>
+            </w:r>
+          </w:p>
+        </w:tc>
+      </w:tr>
+      <w:tr>
+        <w:tc>
+          <w:tcPr>
+            <w:tcW w:w="1833" w:type="dxa"/>
+          </w:tcPr>
+          <w:p>
+            <w:pPr>
+              <w:rPr>
+                <w:sz w:val="28"/>
+                <w:szCs w:val="28"/>
+              </w:rPr>
+            </w:pPr>
+            <w:r>
+              <w:rPr>
+                <w:sz w:val="28"/>
+                <w:szCs w:val="28"/>
+              </w:rPr>
+              <w:t>Security Monitoring</w:t>
+            </w:r>
+          </w:p>
+        </w:tc>
+        <w:tc>
+          <w:tcPr>
+            <w:tcW w:w="1558" w:type="dxa"/>
+          </w:tcPr>
+          <w:p>
+            <w:pPr>
+              <w:rPr>
+                <w:sz w:val="28"/>
+                <w:szCs w:val="28"/>
+              </w:rPr>
+            </w:pPr>
+            <w:r>
+              <w:rPr>
+                <w:sz w:val="28"/>
+                <w:szCs w:val="28"/>
+              </w:rPr>
+              <w:t>Good</w:t>
+            </w:r>
+          </w:p>
+        </w:tc>
+        <w:tc>
+          <w:tcPr>
+            <w:tcW w:w="1558" w:type="dxa"/>
+          </w:tcPr>
+          <w:p>
+            <w:pPr>
+              <w:rPr>
+                <w:sz w:val="28"/>
+                <w:szCs w:val="28"/>
+              </w:rPr>
+            </w:pPr>
+            <w:r>
+              <w:rPr>
+                <w:sz w:val="28"/>
+                <w:szCs w:val="28"/>
+              </w:rPr>
+              <w:t>Good</w:t>
+            </w:r>
+          </w:p>
+        </w:tc>
+        <w:tc>
+          <w:tcPr>
+            <w:tcW w:w="1558" w:type="dxa"/>
+          </w:tcPr>
+          <w:p>
+            <w:pPr>
+              <w:rPr>
+                <w:sz w:val="28"/>
+                <w:szCs w:val="28"/>
+              </w:rPr>
+            </w:pPr>
+            <w:r>
+              <w:rPr>
+                <w:sz w:val="28"/>
+                <w:szCs w:val="28"/>
+              </w:rPr>
+              <w:t>Limited</w:t>
+            </w:r>
+          </w:p>
+        </w:tc>
+        <w:tc>
+          <w:tcPr>
+            <w:tcW w:w="1559" w:type="dxa"/>
+          </w:tcPr>
+          <w:p>
+            <w:pPr>
+              <w:rPr>
+                <w:sz w:val="28"/>
+                <w:szCs w:val="28"/>
+              </w:rPr>
+            </w:pPr>
+            <w:r>
+              <w:rPr>
+                <w:sz w:val="28"/>
+                <w:szCs w:val="28"/>
+              </w:rPr>
+              <w:t>Excellent</w:t>
+            </w:r>
+          </w:p>
+        </w:tc>
+        <w:tc>
+          <w:tcPr>
+            <w:tcW w:w="1559" w:type="dxa"/>
+          </w:tcPr>
+          <w:p>
+            <w:pPr>
+              <w:rPr>
+                <w:sz w:val="28"/>
+                <w:szCs w:val="28"/>
+              </w:rPr>
+            </w:pPr>
+            <w:r>
+              <w:rPr>
+                <w:sz w:val="28"/>
+                <w:szCs w:val="28"/>
+              </w:rPr>
+              <w:t>Limited</w:t>
+            </w:r>
+          </w:p>
+        </w:tc>
+      </w:tr>
+    </w:tbl>
+    <w:p>
+      <w:pPr>
+        <w:rPr>
+          <w:sz w:val="28"/>
+          <w:szCs w:val="28"/>
+        </w:rPr>
+      </w:pPr>
+    </w:p>
+    <w:p>
+      <w:pPr>
+        <w:rPr>
+          <w:sz w:val="28"/>
+          <w:szCs w:val="28"/>
+        </w:rPr>
+      </w:pPr>
+    </w:p>
+    <w:p>
+      <w:pPr>
+        <w:rPr>
+          <w:sz w:val="36"/>
+          <w:szCs w:val="36"/>
+        </w:rPr>
+      </w:pPr>
+      <w:r>
+        <w:rPr>
+          <w:sz w:val="36"/>
+          <w:szCs w:val="36"/>
+        </w:rPr>
+        <w:t>Question 3: Exit Status in Linux</w:t>
+      </w:r>
+    </w:p>
+    <w:p>
+      <w:pPr>
+        <w:rPr>
+          <w:sz w:val="28"/>
+          <w:szCs w:val="28"/>
+        </w:rPr>
+      </w:pPr>
+      <w:r>
+        <w:rPr>
+          <w:sz w:val="28"/>
+          <w:szCs w:val="28"/>
+        </w:rPr>
+        <w:t>In Linux, every command returns an exit status after execution. The special variable $? is used to check the exit status of the previous command.</w:t>
+      </w:r>
+      <w:r>
+        <w:t xml:space="preserve"> </w:t>
+      </w:r>
+      <w:r>
+        <w:rPr>
+          <w:sz w:val="28"/>
+          <w:szCs w:val="28"/>
+        </w:rPr>
+        <w:t>The script can use this information for error handling, decision-making, and controlling the next steps.</w:t>
+      </w:r>
+      <w:r>
+        <w:rPr>
+          <w:sz w:val="28"/>
+          <w:szCs w:val="28"/>
+        </w:rPr>
+        <w:t xml:space="preserve"> </w:t>
+      </w:r>
+    </w:p>
+    <w:p>
+      <w:pPr>
+        <w:pStyle w:val="ListParagraph"/>
+        <w:numPr>
+          <w:ilvl w:val="0"/>
+          <w:numId w:val="16"/>
+        </w:numPr>
+        <w:rPr>
+          <w:sz w:val="28"/>
+          <w:szCs w:val="28"/>
+        </w:rPr>
+      </w:pPr>
+      <w:r>
+        <w:rPr>
+          <w:sz w:val="28"/>
+          <w:szCs w:val="28"/>
+        </w:rPr>
+        <w:t xml:space="preserve">0 </w:t>
+      </w:r>
+      <w:r>
+        <w:rPr>
+          <w:sz w:val="28"/>
+          <w:szCs w:val="28"/>
+        </w:rPr>
+        <w:t>-</w:t>
+      </w:r>
+      <w:r>
+        <w:rPr>
+          <w:sz w:val="28"/>
+          <w:szCs w:val="28"/>
+        </w:rPr>
+        <w:t xml:space="preserve"> Success</w:t>
+      </w:r>
+    </w:p>
+    <w:p>
+      <w:pPr>
+        <w:pStyle w:val="ListParagraph"/>
+        <w:numPr>
+          <w:ilvl w:val="0"/>
+          <w:numId w:val="16"/>
+        </w:numPr>
+        <w:rPr>
+          <w:sz w:val="28"/>
+          <w:szCs w:val="28"/>
+        </w:rPr>
+      </w:pPr>
+      <w:r>
+        <w:rPr>
+          <w:sz w:val="28"/>
+          <w:szCs w:val="28"/>
+        </w:rPr>
+        <w:t>Non-zero</w:t>
+      </w:r>
+      <w:r>
+        <w:rPr>
+          <w:sz w:val="28"/>
+          <w:szCs w:val="28"/>
+        </w:rPr>
+        <w:t xml:space="preserve"> –</w:t>
+      </w:r>
+      <w:r>
+        <w:rPr>
+          <w:sz w:val="28"/>
+          <w:szCs w:val="28"/>
+        </w:rPr>
+        <w:t xml:space="preserve"> Failure</w:t>
+      </w:r>
+      <w:r>
+        <w:rPr>
+          <w:sz w:val="28"/>
+          <w:szCs w:val="28"/>
+        </w:rPr>
+        <w:t>/other condition</w:t>
+      </w:r>
+    </w:p>
+    <w:p>
+      <w:pPr>
+        <w:rPr>
+          <w:sz w:val="28"/>
+          <w:szCs w:val="28"/>
+        </w:rPr>
+      </w:pPr>
+    </w:p>
+    <w:p>
+      <w:pPr>
+        <w:rPr>
+          <w:sz w:val="28"/>
+          <w:szCs w:val="28"/>
+        </w:rPr>
+      </w:pPr>
+    </w:p>
+    <w:p>
+      <w:pPr>
+        <w:rPr>
+          <w:sz w:val="28"/>
+          <w:szCs w:val="28"/>
+        </w:rPr>
+      </w:pPr>
+    </w:p>
+    <w:p>
+      <w:pPr>
+        <w:rPr>
+          <w:sz w:val="28"/>
+          <w:szCs w:val="28"/>
+        </w:rPr>
+      </w:pPr>
+    </w:p>
+    <w:p>
+      <w:pPr>
+        <w:rPr>
+          <w:sz w:val="28"/>
+          <w:szCs w:val="28"/>
+        </w:rPr>
+      </w:pPr>
+    </w:p>
+    <w:p>
+      <w:pPr>
+        <w:rPr>
+          <w:sz w:val="28"/>
+          <w:szCs w:val="28"/>
+        </w:rPr>
+      </w:pPr>
+    </w:p>
+    <w:tbl>
+      <w:tblPr>
+        <w:tblStyle w:val="TableGrid"/>
+        <w:tblW w:w="0" w:type="auto"/>
+        <w:tblLook w:val="04A0" w:firstRow="1" w:lastRow="0" w:firstColumn="1" w:lastColumn="0" w:noHBand="0" w:noVBand="1"/>
+      </w:tblPr>
+      <w:tblGrid>
+        <w:gridCol w:w="2160"/>
+        <w:gridCol w:w="2160"/>
+        <w:gridCol w:w="2160"/>
+        <w:gridCol w:w="2160"/>
+      </w:tblGrid>
+      <w:tr>
+        <w:tc>
+          <w:tcPr>
+            <w:tcW w:w="2160" w:type="dxa"/>
+          </w:tcPr>
+          <w:p>
+            <w:r>
+              <w:lastRenderedPageBreak/>
+              <w:t>Command</w:t>
+            </w:r>
+          </w:p>
+        </w:tc>
+        <w:tc>
+          <w:tcPr>
+            <w:tcW w:w="2160" w:type="dxa"/>
+          </w:tcPr>
+          <w:p>
+            <w:r>
+              <w:t>Result</w:t>
+            </w:r>
+          </w:p>
+        </w:tc>
+        <w:tc>
+          <w:tcPr>
+            <w:tcW w:w="2160" w:type="dxa"/>
+          </w:tcPr>
+          <w:p>
+            <w:r>
+              <w:t>Exit Status</w:t>
+            </w:r>
+          </w:p>
+        </w:tc>
+        <w:tc>
+          <w:tcPr>
+            <w:tcW w:w="2160" w:type="dxa"/>
+          </w:tcPr>
+          <w:p>
+            <w:r>
+              <w:t>Meaning</w:t>
+            </w:r>
+          </w:p>
+        </w:tc>
+      </w:tr>
+      <w:tr>
+        <w:tc>
+          <w:tcPr>
+            <w:tcW w:w="2160" w:type="dxa"/>
+          </w:tcPr>
+          <w:p>
+            <w:r>
+              <w:t>ls</w:t>
+            </w:r>
+          </w:p>
+        </w:tc>
+        <w:tc>
+          <w:tcPr>
+            <w:tcW w:w="2160" w:type="dxa"/>
+          </w:tcPr>
+          <w:p>
+            <w:r>
+              <w:t>Directory contents displayed</w:t>
+            </w:r>
+          </w:p>
+        </w:tc>
+        <w:tc>
+          <w:tcPr>
+            <w:tcW w:w="2160" w:type="dxa"/>
+          </w:tcPr>
+          <w:p>
+            <w:r>
+              <w:t>0</w:t>
+            </w:r>
+          </w:p>
+        </w:tc>
+        <w:tc>
+          <w:tcPr>
+            <w:tcW w:w="2160" w:type="dxa"/>
+          </w:tcPr>
+          <w:p>
+            <w:r>
+              <w:t>Command executed successfully</w:t>
+            </w:r>
+          </w:p>
+        </w:tc>
+      </w:tr>
+      <w:tr>
+        <w:tc>
+          <w:tcPr>
+            <w:tcW w:w="2160" w:type="dxa"/>
+          </w:tcPr>
+          <w:p>
+            <w:r>
+              <w:t xml:space="preserve">ls </w:t>
+            </w:r>
+            <w:r>
+              <w:t>a</w:t>
+            </w:r>
+            <w:r>
+              <w:t>.txt</w:t>
+            </w:r>
+          </w:p>
+        </w:tc>
+        <w:tc>
+          <w:tcPr>
+            <w:tcW w:w="2160" w:type="dxa"/>
+          </w:tcPr>
+          <w:p>
+            <w:r>
+              <w:t>File not found</w:t>
+            </w:r>
+          </w:p>
+        </w:tc>
+        <w:tc>
+          <w:tcPr>
+            <w:tcW w:w="2160" w:type="dxa"/>
+          </w:tcPr>
+          <w:p>
+            <w:r>
+              <w:t>2</w:t>
+            </w:r>
+          </w:p>
+        </w:tc>
+        <w:tc>
+          <w:tcPr>
+            <w:tcW w:w="2160" w:type="dxa"/>
+          </w:tcPr>
+          <w:p>
+            <w:r>
+              <w:t>Command failed</w:t>
+            </w:r>
+          </w:p>
+        </w:tc>
+      </w:tr>
+      <w:tr>
+        <w:tc>
+          <w:tcPr>
+            <w:tcW w:w="2160" w:type="dxa"/>
+          </w:tcPr>
+          <w:p>
+            <w:proofErr w:type="spellStart"/>
+            <w:r>
+              <w:t>mkdir</w:t>
+            </w:r>
+            <w:proofErr w:type="spellEnd"/>
+            <w:r>
+              <w:t xml:space="preserve"> test</w:t>
+            </w:r>
+          </w:p>
+        </w:tc>
+        <w:tc>
+          <w:tcPr>
+            <w:tcW w:w="2160" w:type="dxa"/>
+          </w:tcPr>
+          <w:p>
+            <w:r>
+              <w:t>Directory created</w:t>
+            </w:r>
+          </w:p>
+        </w:tc>
+        <w:tc>
+          <w:tcPr>
+            <w:tcW w:w="2160" w:type="dxa"/>
+          </w:tcPr>
+          <w:p>
+            <w:r>
+              <w:t>0</w:t>
+            </w:r>
+          </w:p>
+        </w:tc>
+        <w:tc>
+          <w:tcPr>
+            <w:tcW w:w="2160" w:type="dxa"/>
+          </w:tcPr>
+          <w:p>
+            <w:r>
+              <w:t>Command executed successfully</w:t>
+            </w:r>
+          </w:p>
+        </w:tc>
+      </w:tr>
+      <w:tr>
+        <w:tc>
+          <w:tcPr>
+            <w:tcW w:w="2160" w:type="dxa"/>
+          </w:tcPr>
+          <w:p>
+            <w:proofErr w:type="spellStart"/>
+            <w:r>
+              <w:t>mkdir</w:t>
+            </w:r>
+            <w:proofErr w:type="spellEnd"/>
+            <w:r>
+              <w:t xml:space="preserve"> test</w:t>
+            </w:r>
+          </w:p>
+        </w:tc>
+        <w:tc>
+          <w:tcPr>
+            <w:tcW w:w="2160" w:type="dxa"/>
+          </w:tcPr>
+          <w:p>
+            <w:r>
+              <w:t>Directory already exists</w:t>
+            </w:r>
+          </w:p>
+        </w:tc>
+        <w:tc>
+          <w:tcPr>
+            <w:tcW w:w="2160" w:type="dxa"/>
+          </w:tcPr>
+          <w:p>
+            <w:r>
+              <w:t>1</w:t>
+            </w:r>
+          </w:p>
+        </w:tc>
+        <w:tc>
+          <w:tcPr>
+            <w:tcW w:w="2160" w:type="dxa"/>
+          </w:tcPr>
+          <w:p>
+            <w:r>
+              <w:t>Command failed</w:t>
+            </w:r>
+          </w:p>
+        </w:tc>
+      </w:tr>
+      <w:tr>
+        <w:tc>
+          <w:tcPr>
+            <w:tcW w:w="2160" w:type="dxa"/>
+          </w:tcPr>
+          <w:p>
+            <w:r>
+              <w:t xml:space="preserve">cat </w:t>
+            </w:r>
+            <w:r>
+              <w:t>test</w:t>
+            </w:r>
+            <w:r>
+              <w:t>.txt</w:t>
+            </w:r>
+          </w:p>
+        </w:tc>
+        <w:tc>
+          <w:tcPr>
+            <w:tcW w:w="2160" w:type="dxa"/>
+          </w:tcPr>
+          <w:p>
+            <w:r>
+              <w:t>File not found</w:t>
+            </w:r>
+          </w:p>
+        </w:tc>
+        <w:tc>
+          <w:tcPr>
+            <w:tcW w:w="2160" w:type="dxa"/>
+          </w:tcPr>
+          <w:p>
+            <w:r>
+              <w:t>1</w:t>
+            </w:r>
+          </w:p>
+        </w:tc>
+        <w:tc>
+          <w:tcPr>
+            <w:tcW w:w="2160" w:type="dxa"/>
+          </w:tcPr>
+          <w:p>
+            <w:r>
+              <w:t>Command failed</w:t>
+            </w:r>
+          </w:p>
+        </w:tc>
+      </w:tr>
+      <w:tr>
+        <w:tc>
+          <w:tcPr>
+            <w:tcW w:w="2160" w:type="dxa"/>
+          </w:tcPr>
+          <w:p>
+            <w:r>
+              <w:t xml:space="preserve">grep "Linux" </w:t>
+            </w:r>
+            <w:r>
+              <w:t>a</w:t>
+            </w:r>
+            <w:r>
+              <w:t>.txt</w:t>
+            </w:r>
+          </w:p>
+        </w:tc>
+        <w:tc>
+          <w:tcPr>
+            <w:tcW w:w="2160" w:type="dxa"/>
+          </w:tcPr>
+          <w:p>
+            <w:r>
+              <w:t>Text found</w:t>
+            </w:r>
+          </w:p>
+        </w:tc>
+        <w:tc>
+          <w:tcPr>
+            <w:tcW w:w="2160" w:type="dxa"/>
+          </w:tcPr>
+          <w:p>
+            <w:r>
+              <w:t>0</w:t>
+            </w:r>
+          </w:p>
+        </w:tc>
+        <w:tc>
+          <w:tcPr>
+            <w:tcW w:w="2160" w:type="dxa"/>
+          </w:tcPr>
+          <w:p>
+            <w:r>
+              <w:t>Match found successfully</w:t>
+            </w:r>
+          </w:p>
+        </w:tc>
+      </w:tr>
+      <w:tr>
+        <w:tc>
+          <w:tcPr>
+            <w:tcW w:w="2160" w:type="dxa"/>
+          </w:tcPr>
+          <w:p>
+            <w:r>
+              <w:t>grep "Windows" file.txt</w:t>
+            </w:r>
+          </w:p>
+        </w:tc>
+        <w:tc>
+          <w:tcPr>
+            <w:tcW w:w="2160" w:type="dxa"/>
+          </w:tcPr>
+          <w:p>
+            <w:r>
+              <w:t>No matching text</w:t>
+            </w:r>
+          </w:p>
+        </w:tc>
+        <w:tc>
+          <w:tcPr>
+            <w:tcW w:w="2160" w:type="dxa"/>
+          </w:tcPr>
+          <w:p>
+            <w:r>
+              <w:t>1</w:t>
+            </w:r>
+          </w:p>
+        </w:tc>
+        <w:tc>
+          <w:tcPr>
+            <w:tcW w:w="2160" w:type="dxa"/>
+          </w:tcPr>
+          <w:p>
+            <w:r>
+              <w:t>No match found</w:t>
+            </w:r>
+          </w:p>
+        </w:tc>
+      </w:tr>
+    </w:tbl>
+    <w:p>
+      <w:pPr>
+        <w:rPr>
+          <w:b/>
+          <w:bCs/>
+          <w:sz w:val="28"/>
+          <w:szCs w:val="28"/>
+        </w:rPr>
+      </w:pPr>
+      <w:r>
+        <w:rPr>
+          <w:b/>
+          <w:bCs/>
+          <w:sz w:val="28"/>
+          <w:szCs w:val="28"/>
+        </w:rPr>
+        <w:lastRenderedPageBreak/>
+        <w:drawing>
+          <wp:inline distT="0" distB="0" distL="0" distR="0" wp14:anchorId="718F0F2A" wp14:editId="1845A656">
+            <wp:extent cx="5639289" cy="7437765"/>
+            <wp:effectExtent l="0" t="0" r="0" b="0"/>
+            <wp:docPr id="824171451" name="Picture 1"/>
+            <wp:cNvGraphicFramePr>
+              <a:graphicFrameLocks xmlns:a="http://schemas.openxmlformats.org/drawingml/2006/main" noChangeAspect="1"/>
+            </wp:cNvGraphicFramePr>
+            <a:graphic xmlns:a="http://schemas.openxmlformats.org/drawingml/2006/main">
+              <a:graphicData uri="http://schemas.openxmlformats.org/drawingml/2006/picture">
+                <pic:pic xmlns:pic="http://schemas.openxmlformats.org/drawingml/2006/picture">
+                  <pic:nvPicPr>
+                    <pic:cNvPr id="824171451" name=""/>
+                    <pic:cNvPicPr/>
+                  </pic:nvPicPr>
+                  <pic:blipFill>
+                    <a:blip r:embed="rId7"/>
+                    <a:stretch>
+                      <a:fillRect/>
+                    </a:stretch>
+                  </pic:blipFill>
+                  <pic:spPr>
+                    <a:xfrm>
+                      <a:off x="0" y="0"/>
+                      <a:ext cx="5639289" cy="7437765"/>
+                    </a:xfrm>
+                    <a:prstGeom prst="rect">
+                      <a:avLst/>
+                    </a:prstGeom>
+                  </pic:spPr>
+                </pic:pic>
+              </a:graphicData>
+            </a:graphic>
+          </wp:inline>
+        </w:drawing>
+      </w:r>
+    </w:p>
     <w:sectPr>
-      <w:footerReference w:type="default" r:id="rId7"/>
+      <w:footerReference w:type="default" r:id="rId8"/>
       <w:pgSz w:w="12240" w:h="15840"/>
       <w:pgMar w:top="1440" w:right="1440" w:bottom="1440" w:left="1440" w:header="720" w:footer="720" w:gutter="0"/>
       <w:cols w:space="720"/>
@@ -1385,6 +4079,232 @@
 <file path=word/numbering.xml><?xml version="1.0" encoding="utf-8"?>
 <w:numbering xmlns:wpc="http://schemas.microsoft.com/office/word/2010/wordprocessingCanvas" xmlns:cx="http://schemas.microsoft.com/office/drawing/2014/chartex" xmlns:cx1="http://schemas.microsoft.com/office/drawing/2015/9/8/chartex" xmlns:cx2="http://schemas.microsoft.com/office/drawing/2015/10/21/chartex" xmlns:cx3="http://schemas.microsoft.com/office/drawing/2016/5/9/chartex" xmlns:cx4="http://schemas.microsoft.com/office/drawing/2016/5/10/chartex" xmlns:cx5="http://schemas.microsoft.com/office/drawing/2016/5/11/chartex" xmlns:cx6="http://schemas.microsoft.com/office/drawing/2016/5/12/chartex" xmlns:cx7="http://schemas.microsoft.com/office/drawing/2016/5/13/chartex" xmlns:cx8="http://schemas.microsoft.com/office/drawing/2016/5/14/chartex" xmlns:mc="http://schemas.openxmlformats.org/markup-compatibility/2006" xmlns:aink="http://schemas.microsoft.com/office/drawing/2016/ink" xmlns:am3d="http://schemas.microsoft.com/office/drawing/2017/model3d" xmlns:o="urn:schemas-microsoft-com:office:office" xmlns:oel="http://schemas.microsoft.com/office/2019/extlst" xmlns:r="http://schemas.openxmlformats.org/officeDocument/2006/relationships" xmlns:m="http://schemas.openxmlformats.org/officeDocument/2006/math" xmlns:v="urn:schemas-microsoft-com:vml" xmlns:wp14="http://schemas.microsoft.com/office/word/2010/wordprocessingDrawing" xmlns:wp="http://schemas.openxmlformats.org/drawingml/2006/wordprocessingDrawing" xmlns:w10="urn:schemas-microsoft-com:office:word" xmlns:w="http://schemas.openxmlformats.org/wordprocessingml/2006/main" xmlns:w14="http://schemas.microsoft.com/office/word/2010/wordml" xmlns:w15="http://schemas.microsoft.com/office/word/2012/wordml" xmlns:w16cex="http://schemas.microsoft.com/office/word/2018/wordml/cex" xmlns:w16cid="http://schemas.microsoft.com/office/word/2016/wordml/cid" xmlns:w16="http://schemas.microsoft.com/office/word/2018/wordml" xmlns:w16du="http://schemas.microsoft.com/office/word/2023/wordml/word16du" xmlns:w16sdtdh="http://schemas.microsoft.com/office/word/2020/wordml/sdtdatahash" xmlns:w16sdtfl="http://schemas.microsoft.com/office/word/2024/wordml/sdtformatlock" xmlns:w16se="http://schemas.microsoft.com/office/word/2015/wordml/symex" xmlns:wpg="http://schemas.microsoft.com/office/word/2010/wordprocessingGroup" xmlns:wpi="http://schemas.microsoft.com/office/word/2010/wordprocessingInk" xmlns:wne="http://schemas.microsoft.com/office/word/2006/wordml" xmlns:wps="http://schemas.microsoft.com/office/word/2010/wordprocessingShape" mc:Ignorable="w14 w15 w16se w16cid w16 w16cex w16sdtdh w16sdtfl w16du wp14">
   <w:abstractNum w:abstractNumId="0" w15:restartNumberingAfterBreak="0">
+    <w:nsid w:val="071437EF"/>
+    <w:multiLevelType w:val="hybridMultilevel"/>
+    <w:tmpl w:val="F0D47FE2"/>
+    <w:lvl w:ilvl="0" w:tplc="04090001">
+      <w:start w:val="1"/>
+      <w:numFmt w:val="bullet"/>
+      <w:lvlText w:val=""/>
+      <w:lvlJc w:val="left"/>
+      <w:pPr>
+        <w:ind w:left="720" w:hanging="360"/>
+      </w:pPr>
+      <w:rPr>
+        <w:rFonts w:ascii="Symbol" w:hAnsi="Symbol" w:hint="default"/>
+      </w:rPr>
+    </w:lvl>
+    <w:lvl w:ilvl="1" w:tplc="04090003" w:tentative="1">
+      <w:start w:val="1"/>
+      <w:numFmt w:val="bullet"/>
+      <w:lvlText w:val="o"/>
+      <w:lvlJc w:val="left"/>
+      <w:pPr>
+        <w:ind w:left="1440" w:hanging="360"/>
+      </w:pPr>
+      <w:rPr>
+        <w:rFonts w:ascii="Courier New" w:hAnsi="Courier New" w:cs="Courier New" w:hint="default"/>
+      </w:rPr>
+    </w:lvl>
+    <w:lvl w:ilvl="2" w:tplc="04090005" w:tentative="1">
+      <w:start w:val="1"/>
+      <w:numFmt w:val="bullet"/>
+      <w:lvlText w:val=""/>
+      <w:lvlJc w:val="left"/>
+      <w:pPr>
+        <w:ind w:left="2160" w:hanging="360"/>
+      </w:pPr>
+      <w:rPr>
+        <w:rFonts w:ascii="Wingdings" w:hAnsi="Wingdings" w:hint="default"/>
+      </w:rPr>
+    </w:lvl>
+    <w:lvl w:ilvl="3" w:tplc="04090001" w:tentative="1">
+      <w:start w:val="1"/>
+      <w:numFmt w:val="bullet"/>
+      <w:lvlText w:val=""/>
+      <w:lvlJc w:val="left"/>
+      <w:pPr>
+        <w:ind w:left="2880" w:hanging="360"/>
+      </w:pPr>
+      <w:rPr>
+        <w:rFonts w:ascii="Symbol" w:hAnsi="Symbol" w:hint="default"/>
+      </w:rPr>
+    </w:lvl>
+    <w:lvl w:ilvl="4" w:tplc="04090003" w:tentative="1">
+      <w:start w:val="1"/>
+      <w:numFmt w:val="bullet"/>
+      <w:lvlText w:val="o"/>
+      <w:lvlJc w:val="left"/>
+      <w:pPr>
+        <w:ind w:left="3600" w:hanging="360"/>
+      </w:pPr>
+      <w:rPr>
+        <w:rFonts w:ascii="Courier New" w:hAnsi="Courier New" w:cs="Courier New" w:hint="default"/>
+      </w:rPr>
+    </w:lvl>
+    <w:lvl w:ilvl="5" w:tplc="04090005" w:tentative="1">
+      <w:start w:val="1"/>
+      <w:numFmt w:val="bullet"/>
+      <w:lvlText w:val=""/>
+      <w:lvlJc w:val="left"/>
+      <w:pPr>
+        <w:ind w:left="4320" w:hanging="360"/>
+      </w:pPr>
+      <w:rPr>
+        <w:rFonts w:ascii="Wingdings" w:hAnsi="Wingdings" w:hint="default"/>
+      </w:rPr>
+    </w:lvl>
+    <w:lvl w:ilvl="6" w:tplc="04090001" w:tentative="1">
+      <w:start w:val="1"/>
+      <w:numFmt w:val="bullet"/>
+      <w:lvlText w:val=""/>
+      <w:lvlJc w:val="left"/>
+      <w:pPr>
+        <w:ind w:left="5040" w:hanging="360"/>
+      </w:pPr>
+      <w:rPr>
+        <w:rFonts w:ascii="Symbol" w:hAnsi="Symbol" w:hint="default"/>
+      </w:rPr>
+    </w:lvl>
+    <w:lvl w:ilvl="7" w:tplc="04090003" w:tentative="1">
+      <w:start w:val="1"/>
+      <w:numFmt w:val="bullet"/>
+      <w:lvlText w:val="o"/>
+      <w:lvlJc w:val="left"/>
+      <w:pPr>
+        <w:ind w:left="5760" w:hanging="360"/>
+      </w:pPr>
+      <w:rPr>
+        <w:rFonts w:ascii="Courier New" w:hAnsi="Courier New" w:cs="Courier New" w:hint="default"/>
+      </w:rPr>
+    </w:lvl>
+    <w:lvl w:ilvl="8" w:tplc="04090005" w:tentative="1">
+      <w:start w:val="1"/>
+      <w:numFmt w:val="bullet"/>
+      <w:lvlText w:val=""/>
+      <w:lvlJc w:val="left"/>
+      <w:pPr>
+        <w:ind w:left="6480" w:hanging="360"/>
+      </w:pPr>
+      <w:rPr>
+        <w:rFonts w:ascii="Wingdings" w:hAnsi="Wingdings" w:hint="default"/>
+      </w:rPr>
+    </w:lvl>
+  </w:abstractNum>
+  <w:abstractNum w:abstractNumId="1" w15:restartNumberingAfterBreak="0">
+    <w:nsid w:val="0F72376A"/>
+    <w:multiLevelType w:val="hybridMultilevel"/>
+    <w:tmpl w:val="A554FD76"/>
+    <w:lvl w:ilvl="0" w:tplc="04090001">
+      <w:start w:val="1"/>
+      <w:numFmt w:val="bullet"/>
+      <w:lvlText w:val=""/>
+      <w:lvlJc w:val="left"/>
+      <w:pPr>
+        <w:ind w:left="720" w:hanging="360"/>
+      </w:pPr>
+      <w:rPr>
+        <w:rFonts w:ascii="Symbol" w:hAnsi="Symbol" w:hint="default"/>
+      </w:rPr>
+    </w:lvl>
+    <w:lvl w:ilvl="1" w:tplc="FFFFFFFF" w:tentative="1">
+      <w:start w:val="1"/>
+      <w:numFmt w:val="bullet"/>
+      <w:lvlText w:val="o"/>
+      <w:lvlJc w:val="left"/>
+      <w:pPr>
+        <w:ind w:left="1440" w:hanging="360"/>
+      </w:pPr>
+      <w:rPr>
+        <w:rFonts w:ascii="Courier New" w:hAnsi="Courier New" w:cs="Courier New" w:hint="default"/>
+      </w:rPr>
+    </w:lvl>
+    <w:lvl w:ilvl="2" w:tplc="FFFFFFFF" w:tentative="1">
+      <w:start w:val="1"/>
+      <w:numFmt w:val="bullet"/>
+      <w:lvlText w:val=""/>
+      <w:lvlJc w:val="left"/>
+      <w:pPr>
+        <w:ind w:left="2160" w:hanging="360"/>
+      </w:pPr>
+      <w:rPr>
+        <w:rFonts w:ascii="Wingdings" w:hAnsi="Wingdings" w:hint="default"/>
+      </w:rPr>
+    </w:lvl>
+    <w:lvl w:ilvl="3" w:tplc="FFFFFFFF" w:tentative="1">
+      <w:start w:val="1"/>
+      <w:numFmt w:val="bullet"/>
+      <w:lvlText w:val=""/>
+      <w:lvlJc w:val="left"/>
+      <w:pPr>
+        <w:ind w:left="2880" w:hanging="360"/>
+      </w:pPr>
+      <w:rPr>
+        <w:rFonts w:ascii="Symbol" w:hAnsi="Symbol" w:hint="default"/>
+      </w:rPr>
+    </w:lvl>
+    <w:lvl w:ilvl="4" w:tplc="FFFFFFFF" w:tentative="1">
+      <w:start w:val="1"/>
+      <w:numFmt w:val="bullet"/>
+      <w:lvlText w:val="o"/>
+      <w:lvlJc w:val="left"/>
+      <w:pPr>
+        <w:ind w:left="3600" w:hanging="360"/>
+      </w:pPr>
+      <w:rPr>
+        <w:rFonts w:ascii="Courier New" w:hAnsi="Courier New" w:cs="Courier New" w:hint="default"/>
+      </w:rPr>
+    </w:lvl>
+    <w:lvl w:ilvl="5" w:tplc="FFFFFFFF" w:tentative="1">
+      <w:start w:val="1"/>
+      <w:numFmt w:val="bullet"/>
+      <w:lvlText w:val=""/>
+      <w:lvlJc w:val="left"/>
+      <w:pPr>
+        <w:ind w:left="4320" w:hanging="360"/>
+      </w:pPr>
+      <w:rPr>
+        <w:rFonts w:ascii="Wingdings" w:hAnsi="Wingdings" w:hint="default"/>
+      </w:rPr>
+    </w:lvl>
+    <w:lvl w:ilvl="6" w:tplc="FFFFFFFF" w:tentative="1">
+      <w:start w:val="1"/>
+      <w:numFmt w:val="bullet"/>
+      <w:lvlText w:val=""/>
+      <w:lvlJc w:val="left"/>
+      <w:pPr>
+        <w:ind w:left="5040" w:hanging="360"/>
+      </w:pPr>
+      <w:rPr>
+        <w:rFonts w:ascii="Symbol" w:hAnsi="Symbol" w:hint="default"/>
+      </w:rPr>
+    </w:lvl>
+    <w:lvl w:ilvl="7" w:tplc="FFFFFFFF" w:tentative="1">
+      <w:start w:val="1"/>
+      <w:numFmt w:val="bullet"/>
+      <w:lvlText w:val="o"/>
+      <w:lvlJc w:val="left"/>
+      <w:pPr>
+        <w:ind w:left="5760" w:hanging="360"/>
+      </w:pPr>
+      <w:rPr>
+        <w:rFonts w:ascii="Courier New" w:hAnsi="Courier New" w:cs="Courier New" w:hint="default"/>
+      </w:rPr>
+    </w:lvl>
+    <w:lvl w:ilvl="8" w:tplc="FFFFFFFF" w:tentative="1">
+      <w:start w:val="1"/>
+      <w:numFmt w:val="bullet"/>
+      <w:lvlText w:val=""/>
+      <w:lvlJc w:val="left"/>
+      <w:pPr>
+        <w:ind w:left="6480" w:hanging="360"/>
+      </w:pPr>
+      <w:rPr>
+        <w:rFonts w:ascii="Wingdings" w:hAnsi="Wingdings" w:hint="default"/>
+      </w:rPr>
+    </w:lvl>
+  </w:abstractNum>
+  <w:abstractNum w:abstractNumId="2" w15:restartNumberingAfterBreak="0">
     <w:nsid w:val="115F17B0"/>
     <w:multiLevelType w:val="hybridMultilevel"/>
     <w:tmpl w:val="E3EA2816"/>
@@ -1497,7 +4417,7 @@
       </w:rPr>
     </w:lvl>
   </w:abstractNum>
-  <w:abstractNum w:abstractNumId="1" w15:restartNumberingAfterBreak="0">
+  <w:abstractNum w:abstractNumId="3" w15:restartNumberingAfterBreak="0">
     <w:nsid w:val="14AD5F28"/>
     <w:multiLevelType w:val="hybridMultilevel"/>
     <w:tmpl w:val="99F61704"/>
@@ -1610,7 +4530,346 @@
       </w:rPr>
     </w:lvl>
   </w:abstractNum>
-  <w:abstractNum w:abstractNumId="2" w15:restartNumberingAfterBreak="0">
+  <w:abstractNum w:abstractNumId="4" w15:restartNumberingAfterBreak="0">
+    <w:nsid w:val="173C0F61"/>
+    <w:multiLevelType w:val="hybridMultilevel"/>
+    <w:tmpl w:val="4492E264"/>
+    <w:lvl w:ilvl="0" w:tplc="04090001">
+      <w:start w:val="1"/>
+      <w:numFmt w:val="bullet"/>
+      <w:lvlText w:val=""/>
+      <w:lvlJc w:val="left"/>
+      <w:pPr>
+        <w:ind w:left="720" w:hanging="360"/>
+      </w:pPr>
+      <w:rPr>
+        <w:rFonts w:ascii="Symbol" w:hAnsi="Symbol" w:hint="default"/>
+      </w:rPr>
+    </w:lvl>
+    <w:lvl w:ilvl="1" w:tplc="04090003" w:tentative="1">
+      <w:start w:val="1"/>
+      <w:numFmt w:val="bullet"/>
+      <w:lvlText w:val="o"/>
+      <w:lvlJc w:val="left"/>
+      <w:pPr>
+        <w:ind w:left="1440" w:hanging="360"/>
+      </w:pPr>
+      <w:rPr>
+        <w:rFonts w:ascii="Courier New" w:hAnsi="Courier New" w:cs="Courier New" w:hint="default"/>
+      </w:rPr>
+    </w:lvl>
+    <w:lvl w:ilvl="2" w:tplc="04090005" w:tentative="1">
+      <w:start w:val="1"/>
+      <w:numFmt w:val="bullet"/>
+      <w:lvlText w:val=""/>
+      <w:lvlJc w:val="left"/>
+      <w:pPr>
+        <w:ind w:left="2160" w:hanging="360"/>
+      </w:pPr>
+      <w:rPr>
+        <w:rFonts w:ascii="Wingdings" w:hAnsi="Wingdings" w:hint="default"/>
+      </w:rPr>
+    </w:lvl>
+    <w:lvl w:ilvl="3" w:tplc="04090001" w:tentative="1">
+      <w:start w:val="1"/>
+      <w:numFmt w:val="bullet"/>
+      <w:lvlText w:val=""/>
+      <w:lvlJc w:val="left"/>
+      <w:pPr>
+        <w:ind w:left="2880" w:hanging="360"/>
+      </w:pPr>
+      <w:rPr>
+        <w:rFonts w:ascii="Symbol" w:hAnsi="Symbol" w:hint="default"/>
+      </w:rPr>
+    </w:lvl>
+    <w:lvl w:ilvl="4" w:tplc="04090003" w:tentative="1">
+      <w:start w:val="1"/>
+      <w:numFmt w:val="bullet"/>
+      <w:lvlText w:val="o"/>
+      <w:lvlJc w:val="left"/>
+      <w:pPr>
+        <w:ind w:left="3600" w:hanging="360"/>
+      </w:pPr>
+      <w:rPr>
+        <w:rFonts w:ascii="Courier New" w:hAnsi="Courier New" w:cs="Courier New" w:hint="default"/>
+      </w:rPr>
+    </w:lvl>
+    <w:lvl w:ilvl="5" w:tplc="04090005" w:tentative="1">
+      <w:start w:val="1"/>
+      <w:numFmt w:val="bullet"/>
+      <w:lvlText w:val=""/>
+      <w:lvlJc w:val="left"/>
+      <w:pPr>
+        <w:ind w:left="4320" w:hanging="360"/>
+      </w:pPr>
+      <w:rPr>
+        <w:rFonts w:ascii="Wingdings" w:hAnsi="Wingdings" w:hint="default"/>
+      </w:rPr>
+    </w:lvl>
+    <w:lvl w:ilvl="6" w:tplc="04090001" w:tentative="1">
+      <w:start w:val="1"/>
+      <w:numFmt w:val="bullet"/>
+      <w:lvlText w:val=""/>
+      <w:lvlJc w:val="left"/>
+      <w:pPr>
+        <w:ind w:left="5040" w:hanging="360"/>
+      </w:pPr>
+      <w:rPr>
+        <w:rFonts w:ascii="Symbol" w:hAnsi="Symbol" w:hint="default"/>
+      </w:rPr>
+    </w:lvl>
+    <w:lvl w:ilvl="7" w:tplc="04090003" w:tentative="1">
+      <w:start w:val="1"/>
+      <w:numFmt w:val="bullet"/>
+      <w:lvlText w:val="o"/>
+      <w:lvlJc w:val="left"/>
+      <w:pPr>
+        <w:ind w:left="5760" w:hanging="360"/>
+      </w:pPr>
+      <w:rPr>
+        <w:rFonts w:ascii="Courier New" w:hAnsi="Courier New" w:cs="Courier New" w:hint="default"/>
+      </w:rPr>
+    </w:lvl>
+    <w:lvl w:ilvl="8" w:tplc="04090005" w:tentative="1">
+      <w:start w:val="1"/>
+      <w:numFmt w:val="bullet"/>
+      <w:lvlText w:val=""/>
+      <w:lvlJc w:val="left"/>
+      <w:pPr>
+        <w:ind w:left="6480" w:hanging="360"/>
+      </w:pPr>
+      <w:rPr>
+        <w:rFonts w:ascii="Wingdings" w:hAnsi="Wingdings" w:hint="default"/>
+      </w:rPr>
+    </w:lvl>
+  </w:abstractNum>
+  <w:abstractNum w:abstractNumId="5" w15:restartNumberingAfterBreak="0">
+    <w:nsid w:val="20E24246"/>
+    <w:multiLevelType w:val="hybridMultilevel"/>
+    <w:tmpl w:val="7584D992"/>
+    <w:lvl w:ilvl="0" w:tplc="0409000F">
+      <w:start w:val="1"/>
+      <w:numFmt w:val="decimal"/>
+      <w:lvlText w:val="%1."/>
+      <w:lvlJc w:val="left"/>
+      <w:pPr>
+        <w:ind w:left="720" w:hanging="360"/>
+      </w:pPr>
+      <w:rPr>
+        <w:rFonts w:hint="default"/>
+      </w:rPr>
+    </w:lvl>
+    <w:lvl w:ilvl="1" w:tplc="FFFFFFFF" w:tentative="1">
+      <w:start w:val="1"/>
+      <w:numFmt w:val="bullet"/>
+      <w:lvlText w:val="o"/>
+      <w:lvlJc w:val="left"/>
+      <w:pPr>
+        <w:ind w:left="1440" w:hanging="360"/>
+      </w:pPr>
+      <w:rPr>
+        <w:rFonts w:ascii="Courier New" w:hAnsi="Courier New" w:cs="Courier New" w:hint="default"/>
+      </w:rPr>
+    </w:lvl>
+    <w:lvl w:ilvl="2" w:tplc="FFFFFFFF" w:tentative="1">
+      <w:start w:val="1"/>
+      <w:numFmt w:val="bullet"/>
+      <w:lvlText w:val=""/>
+      <w:lvlJc w:val="left"/>
+      <w:pPr>
+        <w:ind w:left="2160" w:hanging="360"/>
+      </w:pPr>
+      <w:rPr>
+        <w:rFonts w:ascii="Wingdings" w:hAnsi="Wingdings" w:hint="default"/>
+      </w:rPr>
+    </w:lvl>
+    <w:lvl w:ilvl="3" w:tplc="FFFFFFFF" w:tentative="1">
+      <w:start w:val="1"/>
+      <w:numFmt w:val="bullet"/>
+      <w:lvlText w:val=""/>
+      <w:lvlJc w:val="left"/>
+      <w:pPr>
+        <w:ind w:left="2880" w:hanging="360"/>
+      </w:pPr>
+      <w:rPr>
+        <w:rFonts w:ascii="Symbol" w:hAnsi="Symbol" w:hint="default"/>
+      </w:rPr>
+    </w:lvl>
+    <w:lvl w:ilvl="4" w:tplc="FFFFFFFF" w:tentative="1">
+      <w:start w:val="1"/>
+      <w:numFmt w:val="bullet"/>
+      <w:lvlText w:val="o"/>
+      <w:lvlJc w:val="left"/>
+      <w:pPr>
+        <w:ind w:left="3600" w:hanging="360"/>
+      </w:pPr>
+      <w:rPr>
+        <w:rFonts w:ascii="Courier New" w:hAnsi="Courier New" w:cs="Courier New" w:hint="default"/>
+      </w:rPr>
+    </w:lvl>
+    <w:lvl w:ilvl="5" w:tplc="FFFFFFFF" w:tentative="1">
+      <w:start w:val="1"/>
+      <w:numFmt w:val="bullet"/>
+      <w:lvlText w:val=""/>
+      <w:lvlJc w:val="left"/>
+      <w:pPr>
+        <w:ind w:left="4320" w:hanging="360"/>
+      </w:pPr>
+      <w:rPr>
+        <w:rFonts w:ascii="Wingdings" w:hAnsi="Wingdings" w:hint="default"/>
+      </w:rPr>
+    </w:lvl>
+    <w:lvl w:ilvl="6" w:tplc="FFFFFFFF" w:tentative="1">
+      <w:start w:val="1"/>
+      <w:numFmt w:val="bullet"/>
+      <w:lvlText w:val=""/>
+      <w:lvlJc w:val="left"/>
+      <w:pPr>
+        <w:ind w:left="5040" w:hanging="360"/>
+      </w:pPr>
+      <w:rPr>
+        <w:rFonts w:ascii="Symbol" w:hAnsi="Symbol" w:hint="default"/>
+      </w:rPr>
+    </w:lvl>
+    <w:lvl w:ilvl="7" w:tplc="FFFFFFFF" w:tentative="1">
+      <w:start w:val="1"/>
+      <w:numFmt w:val="bullet"/>
+      <w:lvlText w:val="o"/>
+      <w:lvlJc w:val="left"/>
+      <w:pPr>
+        <w:ind w:left="5760" w:hanging="360"/>
+      </w:pPr>
+      <w:rPr>
+        <w:rFonts w:ascii="Courier New" w:hAnsi="Courier New" w:cs="Courier New" w:hint="default"/>
+      </w:rPr>
+    </w:lvl>
+    <w:lvl w:ilvl="8" w:tplc="FFFFFFFF" w:tentative="1">
+      <w:start w:val="1"/>
+      <w:numFmt w:val="bullet"/>
+      <w:lvlText w:val=""/>
+      <w:lvlJc w:val="left"/>
+      <w:pPr>
+        <w:ind w:left="6480" w:hanging="360"/>
+      </w:pPr>
+      <w:rPr>
+        <w:rFonts w:ascii="Wingdings" w:hAnsi="Wingdings" w:hint="default"/>
+      </w:rPr>
+    </w:lvl>
+  </w:abstractNum>
+  <w:abstractNum w:abstractNumId="6" w15:restartNumberingAfterBreak="0">
+    <w:nsid w:val="26106047"/>
+    <w:multiLevelType w:val="hybridMultilevel"/>
+    <w:tmpl w:val="793EC518"/>
+    <w:lvl w:ilvl="0" w:tplc="04090001">
+      <w:start w:val="1"/>
+      <w:numFmt w:val="bullet"/>
+      <w:lvlText w:val=""/>
+      <w:lvlJc w:val="left"/>
+      <w:pPr>
+        <w:ind w:left="720" w:hanging="360"/>
+      </w:pPr>
+      <w:rPr>
+        <w:rFonts w:ascii="Symbol" w:hAnsi="Symbol" w:hint="default"/>
+      </w:rPr>
+    </w:lvl>
+    <w:lvl w:ilvl="1" w:tplc="04090003" w:tentative="1">
+      <w:start w:val="1"/>
+      <w:numFmt w:val="bullet"/>
+      <w:lvlText w:val="o"/>
+      <w:lvlJc w:val="left"/>
+      <w:pPr>
+        <w:ind w:left="1440" w:hanging="360"/>
+      </w:pPr>
+      <w:rPr>
+        <w:rFonts w:ascii="Courier New" w:hAnsi="Courier New" w:cs="Courier New" w:hint="default"/>
+      </w:rPr>
+    </w:lvl>
+    <w:lvl w:ilvl="2" w:tplc="04090005" w:tentative="1">
+      <w:start w:val="1"/>
+      <w:numFmt w:val="bullet"/>
+      <w:lvlText w:val=""/>
+      <w:lvlJc w:val="left"/>
+      <w:pPr>
+        <w:ind w:left="2160" w:hanging="360"/>
+      </w:pPr>
+      <w:rPr>
+        <w:rFonts w:ascii="Wingdings" w:hAnsi="Wingdings" w:hint="default"/>
+      </w:rPr>
+    </w:lvl>
+    <w:lvl w:ilvl="3" w:tplc="04090001" w:tentative="1">
+      <w:start w:val="1"/>
+      <w:numFmt w:val="bullet"/>
+      <w:lvlText w:val=""/>
+      <w:lvlJc w:val="left"/>
+      <w:pPr>
+        <w:ind w:left="2880" w:hanging="360"/>
+      </w:pPr>
+      <w:rPr>
+        <w:rFonts w:ascii="Symbol" w:hAnsi="Symbol" w:hint="default"/>
+      </w:rPr>
+    </w:lvl>
+    <w:lvl w:ilvl="4" w:tplc="04090003" w:tentative="1">
+      <w:start w:val="1"/>
+      <w:numFmt w:val="bullet"/>
+      <w:lvlText w:val="o"/>
+      <w:lvlJc w:val="left"/>
+      <w:pPr>
+        <w:ind w:left="3600" w:hanging="360"/>
+      </w:pPr>
+      <w:rPr>
+        <w:rFonts w:ascii="Courier New" w:hAnsi="Courier New" w:cs="Courier New" w:hint="default"/>
+      </w:rPr>
+    </w:lvl>
+    <w:lvl w:ilvl="5" w:tplc="04090005" w:tentative="1">
+      <w:start w:val="1"/>
+      <w:numFmt w:val="bullet"/>
+      <w:lvlText w:val=""/>
+      <w:lvlJc w:val="left"/>
+      <w:pPr>
+        <w:ind w:left="4320" w:hanging="360"/>
+      </w:pPr>
+      <w:rPr>
+        <w:rFonts w:ascii="Wingdings" w:hAnsi="Wingdings" w:hint="default"/>
+      </w:rPr>
+    </w:lvl>
+    <w:lvl w:ilvl="6" w:tplc="04090001" w:tentative="1">
+      <w:start w:val="1"/>
+      <w:numFmt w:val="bullet"/>
+      <w:lvlText w:val=""/>
+      <w:lvlJc w:val="left"/>
+      <w:pPr>
+        <w:ind w:left="5040" w:hanging="360"/>
+      </w:pPr>
+      <w:rPr>
+        <w:rFonts w:ascii="Symbol" w:hAnsi="Symbol" w:hint="default"/>
+      </w:rPr>
+    </w:lvl>
+    <w:lvl w:ilvl="7" w:tplc="04090003" w:tentative="1">
+      <w:start w:val="1"/>
+      <w:numFmt w:val="bullet"/>
+      <w:lvlText w:val="o"/>
+      <w:lvlJc w:val="left"/>
+      <w:pPr>
+        <w:ind w:left="5760" w:hanging="360"/>
+      </w:pPr>
+      <w:rPr>
+        <w:rFonts w:ascii="Courier New" w:hAnsi="Courier New" w:cs="Courier New" w:hint="default"/>
+      </w:rPr>
+    </w:lvl>
+    <w:lvl w:ilvl="8" w:tplc="04090005" w:tentative="1">
+      <w:start w:val="1"/>
+      <w:numFmt w:val="bullet"/>
+      <w:lvlText w:val=""/>
+      <w:lvlJc w:val="left"/>
+      <w:pPr>
+        <w:ind w:left="6480" w:hanging="360"/>
+      </w:pPr>
+      <w:rPr>
+        <w:rFonts w:ascii="Wingdings" w:hAnsi="Wingdings" w:hint="default"/>
+      </w:rPr>
+    </w:lvl>
+  </w:abstractNum>
+  <w:abstractNum w:abstractNumId="7" w15:restartNumberingAfterBreak="0">
     <w:nsid w:val="2D391E07"/>
     <w:multiLevelType w:val="multilevel"/>
     <w:tmpl w:val="345ADFFE"/>
@@ -1759,7 +5018,7 @@
       </w:rPr>
     </w:lvl>
   </w:abstractNum>
-  <w:abstractNum w:abstractNumId="3" w15:restartNumberingAfterBreak="0">
+  <w:abstractNum w:abstractNumId="8" w15:restartNumberingAfterBreak="0">
     <w:nsid w:val="33A61F37"/>
     <w:multiLevelType w:val="multilevel"/>
     <w:tmpl w:val="4DF053BA"/>
@@ -1908,10 +5167,123 @@
       </w:rPr>
     </w:lvl>
   </w:abstractNum>
-  <w:abstractNum w:abstractNumId="4" w15:restartNumberingAfterBreak="0">
+  <w:abstractNum w:abstractNumId="9" w15:restartNumberingAfterBreak="0">
+    <w:nsid w:val="3567754E"/>
+    <w:multiLevelType w:val="hybridMultilevel"/>
+    <w:tmpl w:val="E7FE819C"/>
+    <w:lvl w:ilvl="0" w:tplc="04090001">
+      <w:start w:val="1"/>
+      <w:numFmt w:val="bullet"/>
+      <w:lvlText w:val=""/>
+      <w:lvlJc w:val="left"/>
+      <w:pPr>
+        <w:ind w:left="720" w:hanging="360"/>
+      </w:pPr>
+      <w:rPr>
+        <w:rFonts w:ascii="Symbol" w:hAnsi="Symbol" w:hint="default"/>
+      </w:rPr>
+    </w:lvl>
+    <w:lvl w:ilvl="1" w:tplc="04090003" w:tentative="1">
+      <w:start w:val="1"/>
+      <w:numFmt w:val="bullet"/>
+      <w:lvlText w:val="o"/>
+      <w:lvlJc w:val="left"/>
+      <w:pPr>
+        <w:ind w:left="1440" w:hanging="360"/>
+      </w:pPr>
+      <w:rPr>
+        <w:rFonts w:ascii="Courier New" w:hAnsi="Courier New" w:cs="Courier New" w:hint="default"/>
+      </w:rPr>
+    </w:lvl>
+    <w:lvl w:ilvl="2" w:tplc="04090005" w:tentative="1">
+      <w:start w:val="1"/>
+      <w:numFmt w:val="bullet"/>
+      <w:lvlText w:val=""/>
+      <w:lvlJc w:val="left"/>
+      <w:pPr>
+        <w:ind w:left="2160" w:hanging="360"/>
+      </w:pPr>
+      <w:rPr>
+        <w:rFonts w:ascii="Wingdings" w:hAnsi="Wingdings" w:hint="default"/>
+      </w:rPr>
+    </w:lvl>
+    <w:lvl w:ilvl="3" w:tplc="04090001" w:tentative="1">
+      <w:start w:val="1"/>
+      <w:numFmt w:val="bullet"/>
+      <w:lvlText w:val=""/>
+      <w:lvlJc w:val="left"/>
+      <w:pPr>
+        <w:ind w:left="2880" w:hanging="360"/>
+      </w:pPr>
+      <w:rPr>
+        <w:rFonts w:ascii="Symbol" w:hAnsi="Symbol" w:hint="default"/>
+      </w:rPr>
+    </w:lvl>
+    <w:lvl w:ilvl="4" w:tplc="04090003" w:tentative="1">
+      <w:start w:val="1"/>
+      <w:numFmt w:val="bullet"/>
+      <w:lvlText w:val="o"/>
+      <w:lvlJc w:val="left"/>
+      <w:pPr>
+        <w:ind w:left="3600" w:hanging="360"/>
+      </w:pPr>
+      <w:rPr>
+        <w:rFonts w:ascii="Courier New" w:hAnsi="Courier New" w:cs="Courier New" w:hint="default"/>
+      </w:rPr>
+    </w:lvl>
+    <w:lvl w:ilvl="5" w:tplc="04090005" w:tentative="1">
+      <w:start w:val="1"/>
+      <w:numFmt w:val="bullet"/>
+      <w:lvlText w:val=""/>
+      <w:lvlJc w:val="left"/>
+      <w:pPr>
+        <w:ind w:left="4320" w:hanging="360"/>
+      </w:pPr>
+      <w:rPr>
+        <w:rFonts w:ascii="Wingdings" w:hAnsi="Wingdings" w:hint="default"/>
+      </w:rPr>
+    </w:lvl>
+    <w:lvl w:ilvl="6" w:tplc="04090001" w:tentative="1">
+      <w:start w:val="1"/>
+      <w:numFmt w:val="bullet"/>
+      <w:lvlText w:val=""/>
+      <w:lvlJc w:val="left"/>
+      <w:pPr>
+        <w:ind w:left="5040" w:hanging="360"/>
+      </w:pPr>
+      <w:rPr>
+        <w:rFonts w:ascii="Symbol" w:hAnsi="Symbol" w:hint="default"/>
+      </w:rPr>
+    </w:lvl>
+    <w:lvl w:ilvl="7" w:tplc="04090003" w:tentative="1">
+      <w:start w:val="1"/>
+      <w:numFmt w:val="bullet"/>
+      <w:lvlText w:val="o"/>
+      <w:lvlJc w:val="left"/>
+      <w:pPr>
+        <w:ind w:left="5760" w:hanging="360"/>
+      </w:pPr>
+      <w:rPr>
+        <w:rFonts w:ascii="Courier New" w:hAnsi="Courier New" w:cs="Courier New" w:hint="default"/>
+      </w:rPr>
+    </w:lvl>
+    <w:lvl w:ilvl="8" w:tplc="04090005" w:tentative="1">
+      <w:start w:val="1"/>
+      <w:numFmt w:val="bullet"/>
+      <w:lvlText w:val=""/>
+      <w:lvlJc w:val="left"/>
+      <w:pPr>
+        <w:ind w:left="6480" w:hanging="360"/>
+      </w:pPr>
+      <w:rPr>
+        <w:rFonts w:ascii="Wingdings" w:hAnsi="Wingdings" w:hint="default"/>
+      </w:rPr>
+    </w:lvl>
+  </w:abstractNum>
+  <w:abstractNum w:abstractNumId="10" w15:restartNumberingAfterBreak="0">
     <w:nsid w:val="441218F2"/>
     <w:multiLevelType w:val="multilevel"/>
-    <w:tmpl w:val="C22E153C"/>
+    <w:tmpl w:val="7332D19A"/>
     <w:lvl w:ilvl="0">
       <w:start w:val="1"/>
       <w:numFmt w:val="bullet"/>
@@ -1940,6 +5312,463 @@
         <w:rFonts w:hint="default"/>
       </w:rPr>
     </w:lvl>
+    <w:lvl w:ilvl="2">
+      <w:start w:val="1"/>
+      <w:numFmt w:val="decimal"/>
+      <w:lvlText w:val="%3."/>
+      <w:lvlJc w:val="left"/>
+      <w:pPr>
+        <w:ind w:left="2160" w:hanging="360"/>
+      </w:pPr>
+      <w:rPr>
+        <w:rFonts w:hint="default"/>
+      </w:rPr>
+    </w:lvl>
+    <w:lvl w:ilvl="3" w:tentative="1">
+      <w:start w:val="1"/>
+      <w:numFmt w:val="bullet"/>
+      <w:lvlText w:val=""/>
+      <w:lvlJc w:val="left"/>
+      <w:pPr>
+        <w:tabs>
+          <w:tab w:val="num" w:pos="2880"/>
+        </w:tabs>
+        <w:ind w:left="2880" w:hanging="360"/>
+      </w:pPr>
+      <w:rPr>
+        <w:rFonts w:ascii="Wingdings" w:hAnsi="Wingdings" w:hint="default"/>
+        <w:sz w:val="20"/>
+      </w:rPr>
+    </w:lvl>
+    <w:lvl w:ilvl="4" w:tentative="1">
+      <w:start w:val="1"/>
+      <w:numFmt w:val="bullet"/>
+      <w:lvlText w:val=""/>
+      <w:lvlJc w:val="left"/>
+      <w:pPr>
+        <w:tabs>
+          <w:tab w:val="num" w:pos="3600"/>
+        </w:tabs>
+        <w:ind w:left="3600" w:hanging="360"/>
+      </w:pPr>
+      <w:rPr>
+        <w:rFonts w:ascii="Wingdings" w:hAnsi="Wingdings" w:hint="default"/>
+        <w:sz w:val="20"/>
+      </w:rPr>
+    </w:lvl>
+    <w:lvl w:ilvl="5" w:tentative="1">
+      <w:start w:val="1"/>
+      <w:numFmt w:val="bullet"/>
+      <w:lvlText w:val=""/>
+      <w:lvlJc w:val="left"/>
+      <w:pPr>
+        <w:tabs>
+          <w:tab w:val="num" w:pos="4320"/>
+        </w:tabs>
+        <w:ind w:left="4320" w:hanging="360"/>
+      </w:pPr>
+      <w:rPr>
+        <w:rFonts w:ascii="Wingdings" w:hAnsi="Wingdings" w:hint="default"/>
+        <w:sz w:val="20"/>
+      </w:rPr>
+    </w:lvl>
+    <w:lvl w:ilvl="6" w:tentative="1">
+      <w:start w:val="1"/>
+      <w:numFmt w:val="bullet"/>
+      <w:lvlText w:val=""/>
+      <w:lvlJc w:val="left"/>
+      <w:pPr>
+        <w:tabs>
+          <w:tab w:val="num" w:pos="5040"/>
+        </w:tabs>
+        <w:ind w:left="5040" w:hanging="360"/>
+      </w:pPr>
+      <w:rPr>
+        <w:rFonts w:ascii="Wingdings" w:hAnsi="Wingdings" w:hint="default"/>
+        <w:sz w:val="20"/>
+      </w:rPr>
+    </w:lvl>
+    <w:lvl w:ilvl="7" w:tentative="1">
+      <w:start w:val="1"/>
+      <w:numFmt w:val="bullet"/>
+      <w:lvlText w:val=""/>
+      <w:lvlJc w:val="left"/>
+      <w:pPr>
+        <w:tabs>
+          <w:tab w:val="num" w:pos="5760"/>
+        </w:tabs>
+        <w:ind w:left="5760" w:hanging="360"/>
+      </w:pPr>
+      <w:rPr>
+        <w:rFonts w:ascii="Wingdings" w:hAnsi="Wingdings" w:hint="default"/>
+        <w:sz w:val="20"/>
+      </w:rPr>
+    </w:lvl>
+    <w:lvl w:ilvl="8" w:tentative="1">
+      <w:start w:val="1"/>
+      <w:numFmt w:val="bullet"/>
+      <w:lvlText w:val=""/>
+      <w:lvlJc w:val="left"/>
+      <w:pPr>
+        <w:tabs>
+          <w:tab w:val="num" w:pos="6480"/>
+        </w:tabs>
+        <w:ind w:left="6480" w:hanging="360"/>
+      </w:pPr>
+      <w:rPr>
+        <w:rFonts w:ascii="Wingdings" w:hAnsi="Wingdings" w:hint="default"/>
+        <w:sz w:val="20"/>
+      </w:rPr>
+    </w:lvl>
+  </w:abstractNum>
+  <w:abstractNum w:abstractNumId="11" w15:restartNumberingAfterBreak="0">
+    <w:nsid w:val="54A34594"/>
+    <w:multiLevelType w:val="hybridMultilevel"/>
+    <w:tmpl w:val="12D4D522"/>
+    <w:lvl w:ilvl="0" w:tplc="0409000F">
+      <w:start w:val="1"/>
+      <w:numFmt w:val="decimal"/>
+      <w:lvlText w:val="%1."/>
+      <w:lvlJc w:val="left"/>
+      <w:pPr>
+        <w:ind w:left="360" w:hanging="360"/>
+      </w:pPr>
+    </w:lvl>
+    <w:lvl w:ilvl="1" w:tplc="04090019" w:tentative="1">
+      <w:start w:val="1"/>
+      <w:numFmt w:val="lowerLetter"/>
+      <w:lvlText w:val="%2."/>
+      <w:lvlJc w:val="left"/>
+      <w:pPr>
+        <w:ind w:left="1080" w:hanging="360"/>
+      </w:pPr>
+    </w:lvl>
+    <w:lvl w:ilvl="2" w:tplc="0409001B" w:tentative="1">
+      <w:start w:val="1"/>
+      <w:numFmt w:val="lowerRoman"/>
+      <w:lvlText w:val="%3."/>
+      <w:lvlJc w:val="right"/>
+      <w:pPr>
+        <w:ind w:left="1800" w:hanging="180"/>
+      </w:pPr>
+    </w:lvl>
+    <w:lvl w:ilvl="3" w:tplc="0409000F" w:tentative="1">
+      <w:start w:val="1"/>
+      <w:numFmt w:val="decimal"/>
+      <w:lvlText w:val="%4."/>
+      <w:lvlJc w:val="left"/>
+      <w:pPr>
+        <w:ind w:left="2520" w:hanging="360"/>
+      </w:pPr>
+    </w:lvl>
+    <w:lvl w:ilvl="4" w:tplc="04090019" w:tentative="1">
+      <w:start w:val="1"/>
+      <w:numFmt w:val="lowerLetter"/>
+      <w:lvlText w:val="%5."/>
+      <w:lvlJc w:val="left"/>
+      <w:pPr>
+        <w:ind w:left="3240" w:hanging="360"/>
+      </w:pPr>
+    </w:lvl>
+    <w:lvl w:ilvl="5" w:tplc="0409001B" w:tentative="1">
+      <w:start w:val="1"/>
+      <w:numFmt w:val="lowerRoman"/>
+      <w:lvlText w:val="%6."/>
+      <w:lvlJc w:val="right"/>
+      <w:pPr>
+        <w:ind w:left="3960" w:hanging="180"/>
+      </w:pPr>
+    </w:lvl>
+    <w:lvl w:ilvl="6" w:tplc="0409000F" w:tentative="1">
+      <w:start w:val="1"/>
+      <w:numFmt w:val="decimal"/>
+      <w:lvlText w:val="%7."/>
+      <w:lvlJc w:val="left"/>
+      <w:pPr>
+        <w:ind w:left="4680" w:hanging="360"/>
+      </w:pPr>
+    </w:lvl>
+    <w:lvl w:ilvl="7" w:tplc="04090019" w:tentative="1">
+      <w:start w:val="1"/>
+      <w:numFmt w:val="lowerLetter"/>
+      <w:lvlText w:val="%8."/>
+      <w:lvlJc w:val="left"/>
+      <w:pPr>
+        <w:ind w:left="5400" w:hanging="360"/>
+      </w:pPr>
+    </w:lvl>
+    <w:lvl w:ilvl="8" w:tplc="0409001B" w:tentative="1">
+      <w:start w:val="1"/>
+      <w:numFmt w:val="lowerRoman"/>
+      <w:lvlText w:val="%9."/>
+      <w:lvlJc w:val="right"/>
+      <w:pPr>
+        <w:ind w:left="6120" w:hanging="180"/>
+      </w:pPr>
+    </w:lvl>
+  </w:abstractNum>
+  <w:abstractNum w:abstractNumId="12" w15:restartNumberingAfterBreak="0">
+    <w:nsid w:val="56E43CEE"/>
+    <w:multiLevelType w:val="hybridMultilevel"/>
+    <w:tmpl w:val="6EC6414C"/>
+    <w:lvl w:ilvl="0" w:tplc="04090001">
+      <w:start w:val="1"/>
+      <w:numFmt w:val="bullet"/>
+      <w:lvlText w:val=""/>
+      <w:lvlJc w:val="left"/>
+      <w:pPr>
+        <w:ind w:left="720" w:hanging="360"/>
+      </w:pPr>
+      <w:rPr>
+        <w:rFonts w:ascii="Symbol" w:hAnsi="Symbol" w:hint="default"/>
+      </w:rPr>
+    </w:lvl>
+    <w:lvl w:ilvl="1" w:tplc="04090003" w:tentative="1">
+      <w:start w:val="1"/>
+      <w:numFmt w:val="bullet"/>
+      <w:lvlText w:val="o"/>
+      <w:lvlJc w:val="left"/>
+      <w:pPr>
+        <w:ind w:left="1440" w:hanging="360"/>
+      </w:pPr>
+      <w:rPr>
+        <w:rFonts w:ascii="Courier New" w:hAnsi="Courier New" w:cs="Courier New" w:hint="default"/>
+      </w:rPr>
+    </w:lvl>
+    <w:lvl w:ilvl="2" w:tplc="04090005" w:tentative="1">
+      <w:start w:val="1"/>
+      <w:numFmt w:val="bullet"/>
+      <w:lvlText w:val=""/>
+      <w:lvlJc w:val="left"/>
+      <w:pPr>
+        <w:ind w:left="2160" w:hanging="360"/>
+      </w:pPr>
+      <w:rPr>
+        <w:rFonts w:ascii="Wingdings" w:hAnsi="Wingdings" w:hint="default"/>
+      </w:rPr>
+    </w:lvl>
+    <w:lvl w:ilvl="3" w:tplc="04090001" w:tentative="1">
+      <w:start w:val="1"/>
+      <w:numFmt w:val="bullet"/>
+      <w:lvlText w:val=""/>
+      <w:lvlJc w:val="left"/>
+      <w:pPr>
+        <w:ind w:left="2880" w:hanging="360"/>
+      </w:pPr>
+      <w:rPr>
+        <w:rFonts w:ascii="Symbol" w:hAnsi="Symbol" w:hint="default"/>
+      </w:rPr>
+    </w:lvl>
+    <w:lvl w:ilvl="4" w:tplc="04090003" w:tentative="1">
+      <w:start w:val="1"/>
+      <w:numFmt w:val="bullet"/>
+      <w:lvlText w:val="o"/>
+      <w:lvlJc w:val="left"/>
+      <w:pPr>
+        <w:ind w:left="3600" w:hanging="360"/>
+      </w:pPr>
+      <w:rPr>
+        <w:rFonts w:ascii="Courier New" w:hAnsi="Courier New" w:cs="Courier New" w:hint="default"/>
+      </w:rPr>
+    </w:lvl>
+    <w:lvl w:ilvl="5" w:tplc="04090005" w:tentative="1">
+      <w:start w:val="1"/>
+      <w:numFmt w:val="bullet"/>
+      <w:lvlText w:val=""/>
+      <w:lvlJc w:val="left"/>
+      <w:pPr>
+        <w:ind w:left="4320" w:hanging="360"/>
+      </w:pPr>
+      <w:rPr>
+        <w:rFonts w:ascii="Wingdings" w:hAnsi="Wingdings" w:hint="default"/>
+      </w:rPr>
+    </w:lvl>
+    <w:lvl w:ilvl="6" w:tplc="04090001" w:tentative="1">
+      <w:start w:val="1"/>
+      <w:numFmt w:val="bullet"/>
+      <w:lvlText w:val=""/>
+      <w:lvlJc w:val="left"/>
+      <w:pPr>
+        <w:ind w:left="5040" w:hanging="360"/>
+      </w:pPr>
+      <w:rPr>
+        <w:rFonts w:ascii="Symbol" w:hAnsi="Symbol" w:hint="default"/>
+      </w:rPr>
+    </w:lvl>
+    <w:lvl w:ilvl="7" w:tplc="04090003" w:tentative="1">
+      <w:start w:val="1"/>
+      <w:numFmt w:val="bullet"/>
+      <w:lvlText w:val="o"/>
+      <w:lvlJc w:val="left"/>
+      <w:pPr>
+        <w:ind w:left="5760" w:hanging="360"/>
+      </w:pPr>
+      <w:rPr>
+        <w:rFonts w:ascii="Courier New" w:hAnsi="Courier New" w:cs="Courier New" w:hint="default"/>
+      </w:rPr>
+    </w:lvl>
+    <w:lvl w:ilvl="8" w:tplc="04090005" w:tentative="1">
+      <w:start w:val="1"/>
+      <w:numFmt w:val="bullet"/>
+      <w:lvlText w:val=""/>
+      <w:lvlJc w:val="left"/>
+      <w:pPr>
+        <w:ind w:left="6480" w:hanging="360"/>
+      </w:pPr>
+      <w:rPr>
+        <w:rFonts w:ascii="Wingdings" w:hAnsi="Wingdings" w:hint="default"/>
+      </w:rPr>
+    </w:lvl>
+  </w:abstractNum>
+  <w:abstractNum w:abstractNumId="13" w15:restartNumberingAfterBreak="0">
+    <w:nsid w:val="601C67B3"/>
+    <w:multiLevelType w:val="hybridMultilevel"/>
+    <w:tmpl w:val="FF0067BC"/>
+    <w:lvl w:ilvl="0" w:tplc="04090001">
+      <w:start w:val="1"/>
+      <w:numFmt w:val="bullet"/>
+      <w:lvlText w:val=""/>
+      <w:lvlJc w:val="left"/>
+      <w:pPr>
+        <w:ind w:left="720" w:hanging="360"/>
+      </w:pPr>
+      <w:rPr>
+        <w:rFonts w:ascii="Symbol" w:hAnsi="Symbol" w:hint="default"/>
+      </w:rPr>
+    </w:lvl>
+    <w:lvl w:ilvl="1" w:tplc="04090003" w:tentative="1">
+      <w:start w:val="1"/>
+      <w:numFmt w:val="bullet"/>
+      <w:lvlText w:val="o"/>
+      <w:lvlJc w:val="left"/>
+      <w:pPr>
+        <w:ind w:left="1440" w:hanging="360"/>
+      </w:pPr>
+      <w:rPr>
+        <w:rFonts w:ascii="Courier New" w:hAnsi="Courier New" w:cs="Courier New" w:hint="default"/>
+      </w:rPr>
+    </w:lvl>
+    <w:lvl w:ilvl="2" w:tplc="04090005" w:tentative="1">
+      <w:start w:val="1"/>
+      <w:numFmt w:val="bullet"/>
+      <w:lvlText w:val=""/>
+      <w:lvlJc w:val="left"/>
+      <w:pPr>
+        <w:ind w:left="2160" w:hanging="360"/>
+      </w:pPr>
+      <w:rPr>
+        <w:rFonts w:ascii="Wingdings" w:hAnsi="Wingdings" w:hint="default"/>
+      </w:rPr>
+    </w:lvl>
+    <w:lvl w:ilvl="3" w:tplc="04090001" w:tentative="1">
+      <w:start w:val="1"/>
+      <w:numFmt w:val="bullet"/>
+      <w:lvlText w:val=""/>
+      <w:lvlJc w:val="left"/>
+      <w:pPr>
+        <w:ind w:left="2880" w:hanging="360"/>
+      </w:pPr>
+      <w:rPr>
+        <w:rFonts w:ascii="Symbol" w:hAnsi="Symbol" w:hint="default"/>
+      </w:rPr>
+    </w:lvl>
+    <w:lvl w:ilvl="4" w:tplc="04090003" w:tentative="1">
+      <w:start w:val="1"/>
+      <w:numFmt w:val="bullet"/>
+      <w:lvlText w:val="o"/>
+      <w:lvlJc w:val="left"/>
+      <w:pPr>
+        <w:ind w:left="3600" w:hanging="360"/>
+      </w:pPr>
+      <w:rPr>
+        <w:rFonts w:ascii="Courier New" w:hAnsi="Courier New" w:cs="Courier New" w:hint="default"/>
+      </w:rPr>
+    </w:lvl>
+    <w:lvl w:ilvl="5" w:tplc="04090005" w:tentative="1">
+      <w:start w:val="1"/>
+      <w:numFmt w:val="bullet"/>
+      <w:lvlText w:val=""/>
+      <w:lvlJc w:val="left"/>
+      <w:pPr>
+        <w:ind w:left="4320" w:hanging="360"/>
+      </w:pPr>
+      <w:rPr>
+        <w:rFonts w:ascii="Wingdings" w:hAnsi="Wingdings" w:hint="default"/>
+      </w:rPr>
+    </w:lvl>
+    <w:lvl w:ilvl="6" w:tplc="04090001" w:tentative="1">
+      <w:start w:val="1"/>
+      <w:numFmt w:val="bullet"/>
+      <w:lvlText w:val=""/>
+      <w:lvlJc w:val="left"/>
+      <w:pPr>
+        <w:ind w:left="5040" w:hanging="360"/>
+      </w:pPr>
+      <w:rPr>
+        <w:rFonts w:ascii="Symbol" w:hAnsi="Symbol" w:hint="default"/>
+      </w:rPr>
+    </w:lvl>
+    <w:lvl w:ilvl="7" w:tplc="04090003" w:tentative="1">
+      <w:start w:val="1"/>
+      <w:numFmt w:val="bullet"/>
+      <w:lvlText w:val="o"/>
+      <w:lvlJc w:val="left"/>
+      <w:pPr>
+        <w:ind w:left="5760" w:hanging="360"/>
+      </w:pPr>
+      <w:rPr>
+        <w:rFonts w:ascii="Courier New" w:hAnsi="Courier New" w:cs="Courier New" w:hint="default"/>
+      </w:rPr>
+    </w:lvl>
+    <w:lvl w:ilvl="8" w:tplc="04090005" w:tentative="1">
+      <w:start w:val="1"/>
+      <w:numFmt w:val="bullet"/>
+      <w:lvlText w:val=""/>
+      <w:lvlJc w:val="left"/>
+      <w:pPr>
+        <w:ind w:left="6480" w:hanging="360"/>
+      </w:pPr>
+      <w:rPr>
+        <w:rFonts w:ascii="Wingdings" w:hAnsi="Wingdings" w:hint="default"/>
+      </w:rPr>
+    </w:lvl>
+  </w:abstractNum>
+  <w:abstractNum w:abstractNumId="14" w15:restartNumberingAfterBreak="0">
+    <w:nsid w:val="6DDF42DD"/>
+    <w:multiLevelType w:val="multilevel"/>
+    <w:tmpl w:val="A08C98FA"/>
+    <w:lvl w:ilvl="0">
+      <w:start w:val="1"/>
+      <w:numFmt w:val="bullet"/>
+      <w:lvlText w:val=""/>
+      <w:lvlJc w:val="left"/>
+      <w:pPr>
+        <w:tabs>
+          <w:tab w:val="num" w:pos="720"/>
+        </w:tabs>
+        <w:ind w:left="720" w:hanging="360"/>
+      </w:pPr>
+      <w:rPr>
+        <w:rFonts w:ascii="Symbol" w:hAnsi="Symbol" w:hint="default"/>
+        <w:sz w:val="20"/>
+      </w:rPr>
+    </w:lvl>
+    <w:lvl w:ilvl="1" w:tentative="1">
+      <w:start w:val="1"/>
+      <w:numFmt w:val="bullet"/>
+      <w:lvlText w:val="o"/>
+      <w:lvlJc w:val="left"/>
+      <w:pPr>
+        <w:tabs>
+          <w:tab w:val="num" w:pos="1440"/>
+        </w:tabs>
+        <w:ind w:left="1440" w:hanging="360"/>
+      </w:pPr>
+      <w:rPr>
+        <w:rFonts w:ascii="Courier New" w:hAnsi="Courier New" w:hint="default"/>
+        <w:sz w:val="20"/>
+      </w:rPr>
+    </w:lvl>
     <w:lvl w:ilvl="2" w:tentative="1">
       <w:start w:val="1"/>
       <w:numFmt w:val="bullet"/>
@@ -2053,355 +5882,7 @@
       </w:rPr>
     </w:lvl>
   </w:abstractNum>
-  <w:abstractNum w:abstractNumId="5" w15:restartNumberingAfterBreak="0">
-    <w:nsid w:val="54A34594"/>
-    <w:multiLevelType w:val="hybridMultilevel"/>
-    <w:tmpl w:val="12D4D522"/>
-    <w:lvl w:ilvl="0" w:tplc="0409000F">
-      <w:start w:val="1"/>
-      <w:numFmt w:val="decimal"/>
-      <w:lvlText w:val="%1."/>
-      <w:lvlJc w:val="left"/>
-      <w:pPr>
-        <w:ind w:left="360" w:hanging="360"/>
-      </w:pPr>
-    </w:lvl>
-    <w:lvl w:ilvl="1" w:tplc="04090019" w:tentative="1">
-      <w:start w:val="1"/>
-      <w:numFmt w:val="lowerLetter"/>
-      <w:lvlText w:val="%2."/>
-      <w:lvlJc w:val="left"/>
-      <w:pPr>
-        <w:ind w:left="1080" w:hanging="360"/>
-      </w:pPr>
-    </w:lvl>
-    <w:lvl w:ilvl="2" w:tplc="0409001B" w:tentative="1">
-      <w:start w:val="1"/>
-      <w:numFmt w:val="lowerRoman"/>
-      <w:lvlText w:val="%3."/>
-      <w:lvlJc w:val="right"/>
-      <w:pPr>
-        <w:ind w:left="1800" w:hanging="180"/>
-      </w:pPr>
-    </w:lvl>
-    <w:lvl w:ilvl="3" w:tplc="0409000F" w:tentative="1">
-      <w:start w:val="1"/>
-      <w:numFmt w:val="decimal"/>
-      <w:lvlText w:val="%4."/>
-      <w:lvlJc w:val="left"/>
-      <w:pPr>
-        <w:ind w:left="2520" w:hanging="360"/>
-      </w:pPr>
-    </w:lvl>
-    <w:lvl w:ilvl="4" w:tplc="04090019" w:tentative="1">
-      <w:start w:val="1"/>
-      <w:numFmt w:val="lowerLetter"/>
-      <w:lvlText w:val="%5."/>
-      <w:lvlJc w:val="left"/>
-      <w:pPr>
-        <w:ind w:left="3240" w:hanging="360"/>
-      </w:pPr>
-    </w:lvl>
-    <w:lvl w:ilvl="5" w:tplc="0409001B" w:tentative="1">
-      <w:start w:val="1"/>
-      <w:numFmt w:val="lowerRoman"/>
-      <w:lvlText w:val="%6."/>
-      <w:lvlJc w:val="right"/>
-      <w:pPr>
-        <w:ind w:left="3960" w:hanging="180"/>
-      </w:pPr>
-    </w:lvl>
-    <w:lvl w:ilvl="6" w:tplc="0409000F" w:tentative="1">
-      <w:start w:val="1"/>
-      <w:numFmt w:val="decimal"/>
-      <w:lvlText w:val="%7."/>
-      <w:lvlJc w:val="left"/>
-      <w:pPr>
-        <w:ind w:left="4680" w:hanging="360"/>
-      </w:pPr>
-    </w:lvl>
-    <w:lvl w:ilvl="7" w:tplc="04090019" w:tentative="1">
-      <w:start w:val="1"/>
-      <w:numFmt w:val="lowerLetter"/>
-      <w:lvlText w:val="%8."/>
-      <w:lvlJc w:val="left"/>
-      <w:pPr>
-        <w:ind w:left="5400" w:hanging="360"/>
-      </w:pPr>
-    </w:lvl>
-    <w:lvl w:ilvl="8" w:tplc="0409001B" w:tentative="1">
-      <w:start w:val="1"/>
-      <w:numFmt w:val="lowerRoman"/>
-      <w:lvlText w:val="%9."/>
-      <w:lvlJc w:val="right"/>
-      <w:pPr>
-        <w:ind w:left="6120" w:hanging="180"/>
-      </w:pPr>
-    </w:lvl>
-  </w:abstractNum>
-  <w:abstractNum w:abstractNumId="6" w15:restartNumberingAfterBreak="0">
-    <w:nsid w:val="601C67B3"/>
-    <w:multiLevelType w:val="hybridMultilevel"/>
-    <w:tmpl w:val="FF0067BC"/>
-    <w:lvl w:ilvl="0" w:tplc="04090001">
-      <w:start w:val="1"/>
-      <w:numFmt w:val="bullet"/>
-      <w:lvlText w:val=""/>
-      <w:lvlJc w:val="left"/>
-      <w:pPr>
-        <w:ind w:left="720" w:hanging="360"/>
-      </w:pPr>
-      <w:rPr>
-        <w:rFonts w:ascii="Symbol" w:hAnsi="Symbol" w:hint="default"/>
-      </w:rPr>
-    </w:lvl>
-    <w:lvl w:ilvl="1" w:tplc="04090003" w:tentative="1">
-      <w:start w:val="1"/>
-      <w:numFmt w:val="bullet"/>
-      <w:lvlText w:val="o"/>
-      <w:lvlJc w:val="left"/>
-      <w:pPr>
-        <w:ind w:left="1440" w:hanging="360"/>
-      </w:pPr>
-      <w:rPr>
-        <w:rFonts w:ascii="Courier New" w:hAnsi="Courier New" w:cs="Courier New" w:hint="default"/>
-      </w:rPr>
-    </w:lvl>
-    <w:lvl w:ilvl="2" w:tplc="04090005" w:tentative="1">
-      <w:start w:val="1"/>
-      <w:numFmt w:val="bullet"/>
-      <w:lvlText w:val=""/>
-      <w:lvlJc w:val="left"/>
-      <w:pPr>
-        <w:ind w:left="2160" w:hanging="360"/>
-      </w:pPr>
-      <w:rPr>
-        <w:rFonts w:ascii="Wingdings" w:hAnsi="Wingdings" w:hint="default"/>
-      </w:rPr>
-    </w:lvl>
-    <w:lvl w:ilvl="3" w:tplc="04090001" w:tentative="1">
-      <w:start w:val="1"/>
-      <w:numFmt w:val="bullet"/>
-      <w:lvlText w:val=""/>
-      <w:lvlJc w:val="left"/>
-      <w:pPr>
-        <w:ind w:left="2880" w:hanging="360"/>
-      </w:pPr>
-      <w:rPr>
-        <w:rFonts w:ascii="Symbol" w:hAnsi="Symbol" w:hint="default"/>
-      </w:rPr>
-    </w:lvl>
-    <w:lvl w:ilvl="4" w:tplc="04090003" w:tentative="1">
-      <w:start w:val="1"/>
-      <w:numFmt w:val="bullet"/>
-      <w:lvlText w:val="o"/>
-      <w:lvlJc w:val="left"/>
-      <w:pPr>
-        <w:ind w:left="3600" w:hanging="360"/>
-      </w:pPr>
-      <w:rPr>
-        <w:rFonts w:ascii="Courier New" w:hAnsi="Courier New" w:cs="Courier New" w:hint="default"/>
-      </w:rPr>
-    </w:lvl>
-    <w:lvl w:ilvl="5" w:tplc="04090005" w:tentative="1">
-      <w:start w:val="1"/>
-      <w:numFmt w:val="bullet"/>
-      <w:lvlText w:val=""/>
-      <w:lvlJc w:val="left"/>
-      <w:pPr>
-        <w:ind w:left="4320" w:hanging="360"/>
-      </w:pPr>
-      <w:rPr>
-        <w:rFonts w:ascii="Wingdings" w:hAnsi="Wingdings" w:hint="default"/>
-      </w:rPr>
-    </w:lvl>
-    <w:lvl w:ilvl="6" w:tplc="04090001" w:tentative="1">
-      <w:start w:val="1"/>
-      <w:numFmt w:val="bullet"/>
-      <w:lvlText w:val=""/>
-      <w:lvlJc w:val="left"/>
-      <w:pPr>
-        <w:ind w:left="5040" w:hanging="360"/>
-      </w:pPr>
-      <w:rPr>
-        <w:rFonts w:ascii="Symbol" w:hAnsi="Symbol" w:hint="default"/>
-      </w:rPr>
-    </w:lvl>
-    <w:lvl w:ilvl="7" w:tplc="04090003" w:tentative="1">
-      <w:start w:val="1"/>
-      <w:numFmt w:val="bullet"/>
-      <w:lvlText w:val="o"/>
-      <w:lvlJc w:val="left"/>
-      <w:pPr>
-        <w:ind w:left="5760" w:hanging="360"/>
-      </w:pPr>
-      <w:rPr>
-        <w:rFonts w:ascii="Courier New" w:hAnsi="Courier New" w:cs="Courier New" w:hint="default"/>
-      </w:rPr>
-    </w:lvl>
-    <w:lvl w:ilvl="8" w:tplc="04090005" w:tentative="1">
-      <w:start w:val="1"/>
-      <w:numFmt w:val="bullet"/>
-      <w:lvlText w:val=""/>
-      <w:lvlJc w:val="left"/>
-      <w:pPr>
-        <w:ind w:left="6480" w:hanging="360"/>
-      </w:pPr>
-      <w:rPr>
-        <w:rFonts w:ascii="Wingdings" w:hAnsi="Wingdings" w:hint="default"/>
-      </w:rPr>
-    </w:lvl>
-  </w:abstractNum>
-  <w:abstractNum w:abstractNumId="7" w15:restartNumberingAfterBreak="0">
-    <w:nsid w:val="6DDF42DD"/>
-    <w:multiLevelType w:val="multilevel"/>
-    <w:tmpl w:val="A08C98FA"/>
-    <w:lvl w:ilvl="0">
-      <w:start w:val="1"/>
-      <w:numFmt w:val="bullet"/>
-      <w:lvlText w:val=""/>
-      <w:lvlJc w:val="left"/>
-      <w:pPr>
-        <w:tabs>
-          <w:tab w:val="num" w:pos="720"/>
-        </w:tabs>
-        <w:ind w:left="720" w:hanging="360"/>
-      </w:pPr>
-      <w:rPr>
-        <w:rFonts w:ascii="Symbol" w:hAnsi="Symbol" w:hint="default"/>
-        <w:sz w:val="20"/>
-      </w:rPr>
-    </w:lvl>
-    <w:lvl w:ilvl="1" w:tentative="1">
-      <w:start w:val="1"/>
-      <w:numFmt w:val="bullet"/>
-      <w:lvlText w:val="o"/>
-      <w:lvlJc w:val="left"/>
-      <w:pPr>
-        <w:tabs>
-          <w:tab w:val="num" w:pos="1440"/>
-        </w:tabs>
-        <w:ind w:left="1440" w:hanging="360"/>
-      </w:pPr>
-      <w:rPr>
-        <w:rFonts w:ascii="Courier New" w:hAnsi="Courier New" w:hint="default"/>
-        <w:sz w:val="20"/>
-      </w:rPr>
-    </w:lvl>
-    <w:lvl w:ilvl="2" w:tentative="1">
-      <w:start w:val="1"/>
-      <w:numFmt w:val="bullet"/>
-      <w:lvlText w:val=""/>
-      <w:lvlJc w:val="left"/>
-      <w:pPr>
-        <w:tabs>
-          <w:tab w:val="num" w:pos="2160"/>
-        </w:tabs>
-        <w:ind w:left="2160" w:hanging="360"/>
-      </w:pPr>
-      <w:rPr>
-        <w:rFonts w:ascii="Wingdings" w:hAnsi="Wingdings" w:hint="default"/>
-        <w:sz w:val="20"/>
-      </w:rPr>
-    </w:lvl>
-    <w:lvl w:ilvl="3" w:tentative="1">
-      <w:start w:val="1"/>
-      <w:numFmt w:val="bullet"/>
-      <w:lvlText w:val=""/>
-      <w:lvlJc w:val="left"/>
-      <w:pPr>
-        <w:tabs>
-          <w:tab w:val="num" w:pos="2880"/>
-        </w:tabs>
-        <w:ind w:left="2880" w:hanging="360"/>
-      </w:pPr>
-      <w:rPr>
-        <w:rFonts w:ascii="Wingdings" w:hAnsi="Wingdings" w:hint="default"/>
-        <w:sz w:val="20"/>
-      </w:rPr>
-    </w:lvl>
-    <w:lvl w:ilvl="4" w:tentative="1">
-      <w:start w:val="1"/>
-      <w:numFmt w:val="bullet"/>
-      <w:lvlText w:val=""/>
-      <w:lvlJc w:val="left"/>
-      <w:pPr>
-        <w:tabs>
-          <w:tab w:val="num" w:pos="3600"/>
-        </w:tabs>
-        <w:ind w:left="3600" w:hanging="360"/>
-      </w:pPr>
-      <w:rPr>
-        <w:rFonts w:ascii="Wingdings" w:hAnsi="Wingdings" w:hint="default"/>
-        <w:sz w:val="20"/>
-      </w:rPr>
-    </w:lvl>
-    <w:lvl w:ilvl="5" w:tentative="1">
-      <w:start w:val="1"/>
-      <w:numFmt w:val="bullet"/>
-      <w:lvlText w:val=""/>
-      <w:lvlJc w:val="left"/>
-      <w:pPr>
-        <w:tabs>
-          <w:tab w:val="num" w:pos="4320"/>
-        </w:tabs>
-        <w:ind w:left="4320" w:hanging="360"/>
-      </w:pPr>
-      <w:rPr>
-        <w:rFonts w:ascii="Wingdings" w:hAnsi="Wingdings" w:hint="default"/>
-        <w:sz w:val="20"/>
-      </w:rPr>
-    </w:lvl>
-    <w:lvl w:ilvl="6" w:tentative="1">
-      <w:start w:val="1"/>
-      <w:numFmt w:val="bullet"/>
-      <w:lvlText w:val=""/>
-      <w:lvlJc w:val="left"/>
-      <w:pPr>
-        <w:tabs>
-          <w:tab w:val="num" w:pos="5040"/>
-        </w:tabs>
-        <w:ind w:left="5040" w:hanging="360"/>
-      </w:pPr>
-      <w:rPr>
-        <w:rFonts w:ascii="Wingdings" w:hAnsi="Wingdings" w:hint="default"/>
-        <w:sz w:val="20"/>
-      </w:rPr>
-    </w:lvl>
-    <w:lvl w:ilvl="7" w:tentative="1">
-      <w:start w:val="1"/>
-      <w:numFmt w:val="bullet"/>
-      <w:lvlText w:val=""/>
-      <w:lvlJc w:val="left"/>
-      <w:pPr>
-        <w:tabs>
-          <w:tab w:val="num" w:pos="5760"/>
-        </w:tabs>
-        <w:ind w:left="5760" w:hanging="360"/>
-      </w:pPr>
-      <w:rPr>
-        <w:rFonts w:ascii="Wingdings" w:hAnsi="Wingdings" w:hint="default"/>
-        <w:sz w:val="20"/>
-      </w:rPr>
-    </w:lvl>
-    <w:lvl w:ilvl="8" w:tentative="1">
-      <w:start w:val="1"/>
-      <w:numFmt w:val="bullet"/>
-      <w:lvlText w:val=""/>
-      <w:lvlJc w:val="left"/>
-      <w:pPr>
-        <w:tabs>
-          <w:tab w:val="num" w:pos="6480"/>
-        </w:tabs>
-        <w:ind w:left="6480" w:hanging="360"/>
-      </w:pPr>
-      <w:rPr>
-        <w:rFonts w:ascii="Wingdings" w:hAnsi="Wingdings" w:hint="default"/>
-        <w:sz w:val="20"/>
-      </w:rPr>
-    </w:lvl>
-  </w:abstractNum>
-  <w:abstractNum w:abstractNumId="8" w15:restartNumberingAfterBreak="0">
+  <w:abstractNum w:abstractNumId="15" w15:restartNumberingAfterBreak="0">
     <w:nsid w:val="6E225F58"/>
     <w:multiLevelType w:val="hybridMultilevel"/>
     <w:tmpl w:val="18CC8CAE"/>
@@ -2515,31 +5996,52 @@
     </w:lvl>
   </w:abstractNum>
   <w:num w:numId="1" w16cid:durableId="1187063369">
+    <w:abstractNumId w:val="8"/>
+  </w:num>
+  <w:num w:numId="2" w16cid:durableId="621964799">
+    <w:abstractNumId w:val="14"/>
+  </w:num>
+  <w:num w:numId="3" w16cid:durableId="1683969939">
+    <w:abstractNumId w:val="7"/>
+  </w:num>
+  <w:num w:numId="4" w16cid:durableId="79564407">
+    <w:abstractNumId w:val="10"/>
+  </w:num>
+  <w:num w:numId="5" w16cid:durableId="1666931693">
+    <w:abstractNumId w:val="13"/>
+  </w:num>
+  <w:num w:numId="6" w16cid:durableId="1564366521">
     <w:abstractNumId w:val="3"/>
   </w:num>
-  <w:num w:numId="2" w16cid:durableId="621964799">
-    <w:abstractNumId w:val="7"/>
+  <w:num w:numId="7" w16cid:durableId="1520584270">
+    <w:abstractNumId w:val="11"/>
   </w:num>
-  <w:num w:numId="3" w16cid:durableId="1683969939">
+  <w:num w:numId="8" w16cid:durableId="255095125">
     <w:abstractNumId w:val="2"/>
   </w:num>
-  <w:num w:numId="4" w16cid:durableId="79564407">
-    <w:abstractNumId w:val="4"/>
+  <w:num w:numId="9" w16cid:durableId="346181826">
+    <w:abstractNumId w:val="15"/>
   </w:num>
-  <w:num w:numId="5" w16cid:durableId="1666931693">
+  <w:num w:numId="10" w16cid:durableId="2025785442">
+    <w:abstractNumId w:val="12"/>
+  </w:num>
+  <w:num w:numId="11" w16cid:durableId="1269774711">
+    <w:abstractNumId w:val="5"/>
+  </w:num>
+  <w:num w:numId="12" w16cid:durableId="595409281">
+    <w:abstractNumId w:val="1"/>
+  </w:num>
+  <w:num w:numId="13" w16cid:durableId="306672775">
     <w:abstractNumId w:val="6"/>
   </w:num>
-  <w:num w:numId="6" w16cid:durableId="1564366521">
-    <w:abstractNumId w:val="1"/>
-  </w:num>
-  <w:num w:numId="7" w16cid:durableId="1520584270">
-    <w:abstractNumId w:val="5"/>
-  </w:num>
-  <w:num w:numId="8" w16cid:durableId="255095125">
+  <w:num w:numId="14" w16cid:durableId="978192927">
     <w:abstractNumId w:val="0"/>
   </w:num>
-  <w:num w:numId="9" w16cid:durableId="346181826">
-    <w:abstractNumId w:val="8"/>
+  <w:num w:numId="15" w16cid:durableId="683361829">
+    <w:abstractNumId w:val="9"/>
+  </w:num>
+  <w:num w:numId="16" w16cid:durableId="88696265">
+    <w:abstractNumId w:val="4"/>
   </w:num>
 </w:numbering>
 </file>
@@ -2718,7 +6220,7 @@
     <w:lsdException w:name="Table Web 2" w:semiHidden="1" w:unhideWhenUsed="1"/>
     <w:lsdException w:name="Table Web 3" w:semiHidden="1" w:unhideWhenUsed="1"/>
     <w:lsdException w:name="Balloon Text" w:semiHidden="1" w:unhideWhenUsed="1"/>
-    <w:lsdException w:name="Table Grid" w:uiPriority="39"/>
+    <w:lsdException w:name="Table Grid" w:uiPriority="59"/>
     <w:lsdException w:name="Table Theme" w:semiHidden="1" w:unhideWhenUsed="1"/>
     <w:lsdException w:name="Placeholder Text" w:semiHidden="1"/>
     <w:lsdException w:name="No Spacing" w:uiPriority="1" w:qFormat="1"/>
@@ -3463,7 +6965,7 @@
   <w:style w:type="table" w:styleId="TableGrid">
     <w:name w:val="Table Grid"/>
     <w:basedOn w:val="TableNormal"/>
-    <w:uiPriority w:val="39"/>
+    <w:uiPriority w:val="59"/>
     <w:rsid w:val="00490194"/>
     <w:pPr>
       <w:spacing w:after="0" w:line="240" w:lineRule="auto"/>
